--- a/examples/2_online_prediction/doc/dfr_ddm.docx
+++ b/examples/2_online_prediction/doc/dfr_ddm.docx
@@ -1482,7 +1482,43 @@
         <w:rPr>
           <w:rStyle w:val="NormalTok"/>
         </w:rPr>
-        <w:t xml:space="preserve">(), </w:t>
+        <w:t xml:space="preserve">(</w:t>
+      </w:r>
+      <w:r>
+        <w:rPr>
+          <w:rStyle w:val="AttributeTok"/>
+        </w:rPr>
+        <w:t xml:space="preserve">min_instances =</w:t>
+      </w:r>
+      <w:r>
+        <w:rPr>
+          <w:rStyle w:val="NormalTok"/>
+        </w:rPr>
+        <w:t xml:space="preserve"> batch_size, </w:t>
+      </w:r>
+      <w:r>
+        <w:rPr>
+          <w:rStyle w:val="AttributeTok"/>
+        </w:rPr>
+        <w:t xml:space="preserve">out_control_level =</w:t>
+      </w:r>
+      <w:r>
+        <w:rPr>
+          <w:rStyle w:val="NormalTok"/>
+        </w:rPr>
+        <w:t xml:space="preserve"> </w:t>
+      </w:r>
+      <w:r>
+        <w:rPr>
+          <w:rStyle w:val="DecValTok"/>
+        </w:rPr>
+        <w:t xml:space="preserve">5</w:t>
+      </w:r>
+      <w:r>
+        <w:rPr>
+          <w:rStyle w:val="NormalTok"/>
+        </w:rPr>
+        <w:t xml:space="preserve">), </w:t>
       </w:r>
       <w:r>
         <w:rPr>
@@ -3405,6 +3441,33 @@
         </w:rPr>
         <w:t xml:space="preserve">## [1] "Time Step:4"</w:t>
       </w:r>
+      <w:r>
+        <w:br/>
+      </w:r>
+      <w:r>
+        <w:rPr>
+          <w:rStyle w:val="VerbatimChar"/>
+        </w:rPr>
+        <w:t xml:space="preserve">## [1] "Time Step:5"</w:t>
+      </w:r>
+      <w:r>
+        <w:br/>
+      </w:r>
+      <w:r>
+        <w:rPr>
+          <w:rStyle w:val="VerbatimChar"/>
+        </w:rPr>
+        <w:t xml:space="preserve">## [1] "Time Step:6"</w:t>
+      </w:r>
+      <w:r>
+        <w:br/>
+      </w:r>
+      <w:r>
+        <w:rPr>
+          <w:rStyle w:val="VerbatimChar"/>
+        </w:rPr>
+        <w:t xml:space="preserve">## [1] "Time Step:7"</w:t>
+      </w:r>
     </w:p>
     <w:p>
       <w:pPr>
@@ -3425,7 +3488,7 @@
         <w:rPr>
           <w:rStyle w:val="VerbatimChar"/>
         </w:rPr>
-        <w:t xml:space="preserve">## [1] "Time Step:5"</w:t>
+        <w:t xml:space="preserve">## [1] "Time Step:8"</w:t>
       </w:r>
       <w:r>
         <w:br/>
@@ -3434,7 +3497,7 @@
         <w:rPr>
           <w:rStyle w:val="VerbatimChar"/>
         </w:rPr>
-        <w:t xml:space="preserve">## [1] "Time Step:6"</w:t>
+        <w:t xml:space="preserve">## [1] "Time Step:9"</w:t>
       </w:r>
       <w:r>
         <w:br/>
@@ -3443,7 +3506,7 @@
         <w:rPr>
           <w:rStyle w:val="VerbatimChar"/>
         </w:rPr>
-        <w:t xml:space="preserve">## [1] "Time Step:7"</w:t>
+        <w:t xml:space="preserve">## [1] "Time Step:10"</w:t>
       </w:r>
     </w:p>
     <w:p>
@@ -3452,9 +3515,156 @@
       </w:pPr>
       <w:r>
         <w:rPr>
-          <w:rStyle w:val="VerbatimChar"/>
-        </w:rPr>
-        <w:t xml:space="preserve">## Stealthy detected a drift, discarding old data</w:t>
+          <w:rStyle w:val="NormalTok"/>
+        </w:rPr>
+        <w:t xml:space="preserve">results</w:t>
+      </w:r>
+      <w:r>
+        <w:rPr>
+          <w:rStyle w:val="OtherTok"/>
+        </w:rPr>
+        <w:t xml:space="preserve">&lt;-</w:t>
+      </w:r>
+      <w:r>
+        <w:rPr>
+          <w:rStyle w:val="NormalTok"/>
+        </w:rPr>
+        <w:t xml:space="preserve"> </w:t>
+      </w:r>
+      <w:r>
+        <w:rPr>
+          <w:rStyle w:val="FunctionTok"/>
+        </w:rPr>
+        <w:t xml:space="preserve">as.data.frame</w:t>
+      </w:r>
+      <w:r>
+        <w:rPr>
+          <w:rStyle w:val="NormalTok"/>
+        </w:rPr>
+        <w:t xml:space="preserve">(results)</w:t>
+      </w:r>
+      <w:r>
+        <w:br/>
+      </w:r>
+      <w:r>
+        <w:rPr>
+          <w:rStyle w:val="FunctionTok"/>
+        </w:rPr>
+        <w:t xml:space="preserve">names</w:t>
+      </w:r>
+      <w:r>
+        <w:rPr>
+          <w:rStyle w:val="NormalTok"/>
+        </w:rPr>
+        <w:t xml:space="preserve">(results) </w:t>
+      </w:r>
+      <w:r>
+        <w:rPr>
+          <w:rStyle w:val="OtherTok"/>
+        </w:rPr>
+        <w:t xml:space="preserve">&lt;-</w:t>
+      </w:r>
+      <w:r>
+        <w:rPr>
+          <w:rStyle w:val="NormalTok"/>
+        </w:rPr>
+        <w:t xml:space="preserve"> </w:t>
+      </w:r>
+      <w:r>
+        <w:rPr>
+          <w:rStyle w:val="FunctionTok"/>
+        </w:rPr>
+        <w:t xml:space="preserve">c</w:t>
+      </w:r>
+      <w:r>
+        <w:rPr>
+          <w:rStyle w:val="NormalTok"/>
+        </w:rPr>
+        <w:t xml:space="preserve">(</w:t>
+      </w:r>
+      <w:r>
+        <w:rPr>
+          <w:rStyle w:val="StringTok"/>
+        </w:rPr>
+        <w:t xml:space="preserve">'Batch Index'</w:t>
+      </w:r>
+      <w:r>
+        <w:rPr>
+          <w:rStyle w:val="NormalTok"/>
+        </w:rPr>
+        <w:t xml:space="preserve">, </w:t>
+      </w:r>
+      <w:r>
+        <w:rPr>
+          <w:rStyle w:val="StringTok"/>
+        </w:rPr>
+        <w:t xml:space="preserve">'tp'</w:t>
+      </w:r>
+      <w:r>
+        <w:rPr>
+          <w:rStyle w:val="NormalTok"/>
+        </w:rPr>
+        <w:t xml:space="preserve">, </w:t>
+      </w:r>
+      <w:r>
+        <w:rPr>
+          <w:rStyle w:val="StringTok"/>
+        </w:rPr>
+        <w:t xml:space="preserve">'fp'</w:t>
+      </w:r>
+      <w:r>
+        <w:rPr>
+          <w:rStyle w:val="NormalTok"/>
+        </w:rPr>
+        <w:t xml:space="preserve">, </w:t>
+      </w:r>
+      <w:r>
+        <w:rPr>
+          <w:rStyle w:val="StringTok"/>
+        </w:rPr>
+        <w:t xml:space="preserve">'tn'</w:t>
+      </w:r>
+      <w:r>
+        <w:rPr>
+          <w:rStyle w:val="NormalTok"/>
+        </w:rPr>
+        <w:t xml:space="preserve">, </w:t>
+      </w:r>
+      <w:r>
+        <w:rPr>
+          <w:rStyle w:val="StringTok"/>
+        </w:rPr>
+        <w:t xml:space="preserve">'fn'</w:t>
+      </w:r>
+      <w:r>
+        <w:rPr>
+          <w:rStyle w:val="NormalTok"/>
+        </w:rPr>
+        <w:t xml:space="preserve">, </w:t>
+      </w:r>
+      <w:r>
+        <w:rPr>
+          <w:rStyle w:val="StringTok"/>
+        </w:rPr>
+        <w:t xml:space="preserve">'drifted'</w:t>
+      </w:r>
+      <w:r>
+        <w:rPr>
+          <w:rStyle w:val="NormalTok"/>
+        </w:rPr>
+        <w:t xml:space="preserve">, </w:t>
+      </w:r>
+      <w:r>
+        <w:rPr>
+          <w:rStyle w:val="StringTok"/>
+        </w:rPr>
+        <w:t xml:space="preserve">'elap'</w:t>
+      </w:r>
+      <w:r>
+        <w:rPr>
+          <w:rStyle w:val="NormalTok"/>
+        </w:rPr>
+        <w:t xml:space="preserve">)</w:t>
       </w:r>
     </w:p>
     <w:p>
@@ -3463,27 +3673,18 @@
       </w:pPr>
       <w:r>
         <w:rPr>
-          <w:rStyle w:val="VerbatimChar"/>
-        </w:rPr>
-        <w:t xml:space="preserve">## [1] "Time Step:8"</w:t>
-      </w:r>
-      <w:r>
-        <w:br/>
-      </w:r>
-      <w:r>
-        <w:rPr>
-          <w:rStyle w:val="VerbatimChar"/>
-        </w:rPr>
-        <w:t xml:space="preserve">## [1] "Time Step:9"</w:t>
-      </w:r>
-      <w:r>
-        <w:br/>
-      </w:r>
-      <w:r>
-        <w:rPr>
-          <w:rStyle w:val="VerbatimChar"/>
-        </w:rPr>
-        <w:t xml:space="preserve">## [1] "Time Step:10"</w:t>
+          <w:rStyle w:val="CommentTok"/>
+        </w:rPr>
+        <w:t xml:space="preserve"># Print the positions where DDM detected drift.</w:t>
+      </w:r>
+      <w:r>
+        <w:br/>
+      </w:r>
+      <w:r>
+        <w:rPr>
+          <w:rStyle w:val="NormalTok"/>
+        </w:rPr>
+        <w:t xml:space="preserve">results</w:t>
       </w:r>
     </w:p>
     <w:p>
@@ -3492,156 +3693,90 @@
       </w:pPr>
       <w:r>
         <w:rPr>
-          <w:rStyle w:val="NormalTok"/>
-        </w:rPr>
-        <w:t xml:space="preserve">results</w:t>
-      </w:r>
-      <w:r>
-        <w:rPr>
-          <w:rStyle w:val="OtherTok"/>
-        </w:rPr>
-        <w:t xml:space="preserve">&lt;-</w:t>
-      </w:r>
-      <w:r>
-        <w:rPr>
-          <w:rStyle w:val="NormalTok"/>
-        </w:rPr>
-        <w:t xml:space="preserve"> </w:t>
-      </w:r>
-      <w:r>
-        <w:rPr>
-          <w:rStyle w:val="FunctionTok"/>
-        </w:rPr>
-        <w:t xml:space="preserve">as.data.frame</w:t>
-      </w:r>
-      <w:r>
-        <w:rPr>
-          <w:rStyle w:val="NormalTok"/>
-        </w:rPr>
-        <w:t xml:space="preserve">(results)</w:t>
-      </w:r>
-      <w:r>
-        <w:br/>
-      </w:r>
-      <w:r>
-        <w:rPr>
-          <w:rStyle w:val="FunctionTok"/>
-        </w:rPr>
-        <w:t xml:space="preserve">names</w:t>
-      </w:r>
-      <w:r>
-        <w:rPr>
-          <w:rStyle w:val="NormalTok"/>
-        </w:rPr>
-        <w:t xml:space="preserve">(results) </w:t>
-      </w:r>
-      <w:r>
-        <w:rPr>
-          <w:rStyle w:val="OtherTok"/>
-        </w:rPr>
-        <w:t xml:space="preserve">&lt;-</w:t>
-      </w:r>
-      <w:r>
-        <w:rPr>
-          <w:rStyle w:val="NormalTok"/>
-        </w:rPr>
-        <w:t xml:space="preserve"> </w:t>
-      </w:r>
-      <w:r>
-        <w:rPr>
-          <w:rStyle w:val="FunctionTok"/>
-        </w:rPr>
-        <w:t xml:space="preserve">c</w:t>
-      </w:r>
-      <w:r>
-        <w:rPr>
-          <w:rStyle w:val="NormalTok"/>
-        </w:rPr>
-        <w:t xml:space="preserve">(</w:t>
-      </w:r>
-      <w:r>
-        <w:rPr>
-          <w:rStyle w:val="StringTok"/>
-        </w:rPr>
-        <w:t xml:space="preserve">'Batch Index'</w:t>
-      </w:r>
-      <w:r>
-        <w:rPr>
-          <w:rStyle w:val="NormalTok"/>
-        </w:rPr>
-        <w:t xml:space="preserve">, </w:t>
-      </w:r>
-      <w:r>
-        <w:rPr>
-          <w:rStyle w:val="StringTok"/>
-        </w:rPr>
-        <w:t xml:space="preserve">'tp'</w:t>
-      </w:r>
-      <w:r>
-        <w:rPr>
-          <w:rStyle w:val="NormalTok"/>
-        </w:rPr>
-        <w:t xml:space="preserve">, </w:t>
-      </w:r>
-      <w:r>
-        <w:rPr>
-          <w:rStyle w:val="StringTok"/>
-        </w:rPr>
-        <w:t xml:space="preserve">'fp'</w:t>
-      </w:r>
-      <w:r>
-        <w:rPr>
-          <w:rStyle w:val="NormalTok"/>
-        </w:rPr>
-        <w:t xml:space="preserve">, </w:t>
-      </w:r>
-      <w:r>
-        <w:rPr>
-          <w:rStyle w:val="StringTok"/>
-        </w:rPr>
-        <w:t xml:space="preserve">'tn'</w:t>
-      </w:r>
-      <w:r>
-        <w:rPr>
-          <w:rStyle w:val="NormalTok"/>
-        </w:rPr>
-        <w:t xml:space="preserve">, </w:t>
-      </w:r>
-      <w:r>
-        <w:rPr>
-          <w:rStyle w:val="StringTok"/>
-        </w:rPr>
-        <w:t xml:space="preserve">'fn'</w:t>
-      </w:r>
-      <w:r>
-        <w:rPr>
-          <w:rStyle w:val="NormalTok"/>
-        </w:rPr>
-        <w:t xml:space="preserve">, </w:t>
-      </w:r>
-      <w:r>
-        <w:rPr>
-          <w:rStyle w:val="StringTok"/>
-        </w:rPr>
-        <w:t xml:space="preserve">'drifted'</w:t>
-      </w:r>
-      <w:r>
-        <w:rPr>
-          <w:rStyle w:val="NormalTok"/>
-        </w:rPr>
-        <w:t xml:space="preserve">, </w:t>
-      </w:r>
-      <w:r>
-        <w:rPr>
-          <w:rStyle w:val="StringTok"/>
-        </w:rPr>
-        <w:t xml:space="preserve">'elap'</w:t>
-      </w:r>
-      <w:r>
-        <w:rPr>
-          <w:rStyle w:val="NormalTok"/>
-        </w:rPr>
-        <w:t xml:space="preserve">)</w:t>
+          <w:rStyle w:val="VerbatimChar"/>
+        </w:rPr>
+        <w:t xml:space="preserve">##   Batch Index tp fp tn fn drifted         elap</w:t>
+      </w:r>
+      <w:r>
+        <w:br/>
+      </w:r>
+      <w:r>
+        <w:rPr>
+          <w:rStyle w:val="VerbatimChar"/>
+        </w:rPr>
+        <w:t xml:space="preserve">## 1           2  0  0  0  0       0 0.0006783009</w:t>
+      </w:r>
+      <w:r>
+        <w:br/>
+      </w:r>
+      <w:r>
+        <w:rPr>
+          <w:rStyle w:val="VerbatimChar"/>
+        </w:rPr>
+        <w:t xml:space="preserve">## 2           3 20  0 26  4       0 0.0063896179</w:t>
+      </w:r>
+      <w:r>
+        <w:br/>
+      </w:r>
+      <w:r>
+        <w:rPr>
+          <w:rStyle w:val="VerbatimChar"/>
+        </w:rPr>
+        <w:t xml:space="preserve">## 3           4 20  0 29  1       0 0.0028798580</w:t>
+      </w:r>
+      <w:r>
+        <w:br/>
+      </w:r>
+      <w:r>
+        <w:rPr>
+          <w:rStyle w:val="VerbatimChar"/>
+        </w:rPr>
+        <w:t xml:space="preserve">## 4           5 20  3 23  4       0 0.0030574799</w:t>
+      </w:r>
+      <w:r>
+        <w:br/>
+      </w:r>
+      <w:r>
+        <w:rPr>
+          <w:rStyle w:val="VerbatimChar"/>
+        </w:rPr>
+        <w:t xml:space="preserve">## 5           6  2 18  1 29       0 0.0029432774</w:t>
+      </w:r>
+      <w:r>
+        <w:br/>
+      </w:r>
+      <w:r>
+        <w:rPr>
+          <w:rStyle w:val="VerbatimChar"/>
+        </w:rPr>
+        <w:t xml:space="preserve">## 6           7  0  0  0  0       1 0.0022947788</w:t>
+      </w:r>
+      <w:r>
+        <w:br/>
+      </w:r>
+      <w:r>
+        <w:rPr>
+          <w:rStyle w:val="VerbatimChar"/>
+        </w:rPr>
+        <w:t xml:space="preserve">## 7           8 18  4 25  3       0 0.0057101250</w:t>
+      </w:r>
+      <w:r>
+        <w:br/>
+      </w:r>
+      <w:r>
+        <w:rPr>
+          <w:rStyle w:val="VerbatimChar"/>
+        </w:rPr>
+        <w:t xml:space="preserve">## 8           9 21  4 17  8       0 0.0031921864</w:t>
+      </w:r>
+      <w:r>
+        <w:br/>
+      </w:r>
+      <w:r>
+        <w:rPr>
+          <w:rStyle w:val="VerbatimChar"/>
+        </w:rPr>
+        <w:t xml:space="preserve">## 9          10 20  1 25  4       0 0.0030558109</w:t>
       </w:r>
     </w:p>
     <w:p>
@@ -3652,16 +3787,574 @@
         <w:rPr>
           <w:rStyle w:val="CommentTok"/>
         </w:rPr>
-        <w:t xml:space="preserve"># Print the positions where DDM detected drift.</w:t>
-      </w:r>
-      <w:r>
-        <w:br/>
-      </w:r>
-      <w:r>
-        <w:rPr>
-          <w:rStyle w:val="NormalTok"/>
-        </w:rPr>
-        <w:t xml:space="preserve">results</w:t>
+        <w:t xml:space="preserve"># Calculate metrics</w:t>
+      </w:r>
+      <w:r>
+        <w:br/>
+      </w:r>
+      <w:r>
+        <w:rPr>
+          <w:rStyle w:val="NormalTok"/>
+        </w:rPr>
+        <w:t xml:space="preserve">beta </w:t>
+      </w:r>
+      <w:r>
+        <w:rPr>
+          <w:rStyle w:val="OtherTok"/>
+        </w:rPr>
+        <w:t xml:space="preserve">&lt;-</w:t>
+      </w:r>
+      <w:r>
+        <w:rPr>
+          <w:rStyle w:val="NormalTok"/>
+        </w:rPr>
+        <w:t xml:space="preserve"> </w:t>
+      </w:r>
+      <w:r>
+        <w:rPr>
+          <w:rStyle w:val="DecValTok"/>
+        </w:rPr>
+        <w:t xml:space="preserve">1</w:t>
+      </w:r>
+      <w:r>
+        <w:br/>
+      </w:r>
+      <w:r>
+        <w:rPr>
+          <w:rStyle w:val="NormalTok"/>
+        </w:rPr>
+        <w:t xml:space="preserve">tp_sum </w:t>
+      </w:r>
+      <w:r>
+        <w:rPr>
+          <w:rStyle w:val="OtherTok"/>
+        </w:rPr>
+        <w:t xml:space="preserve">&lt;-</w:t>
+      </w:r>
+      <w:r>
+        <w:rPr>
+          <w:rStyle w:val="NormalTok"/>
+        </w:rPr>
+        <w:t xml:space="preserve"> </w:t>
+      </w:r>
+      <w:r>
+        <w:rPr>
+          <w:rStyle w:val="FunctionTok"/>
+        </w:rPr>
+        <w:t xml:space="preserve">sum</w:t>
+      </w:r>
+      <w:r>
+        <w:rPr>
+          <w:rStyle w:val="NormalTok"/>
+        </w:rPr>
+        <w:t xml:space="preserve">(results[</w:t>
+      </w:r>
+      <w:r>
+        <w:rPr>
+          <w:rStyle w:val="StringTok"/>
+        </w:rPr>
+        <w:t xml:space="preserve">'tp'</w:t>
+      </w:r>
+      <w:r>
+        <w:rPr>
+          <w:rStyle w:val="NormalTok"/>
+        </w:rPr>
+        <w:t xml:space="preserve">])</w:t>
+      </w:r>
+      <w:r>
+        <w:br/>
+      </w:r>
+      <w:r>
+        <w:rPr>
+          <w:rStyle w:val="NormalTok"/>
+        </w:rPr>
+        <w:t xml:space="preserve">fp_sum </w:t>
+      </w:r>
+      <w:r>
+        <w:rPr>
+          <w:rStyle w:val="OtherTok"/>
+        </w:rPr>
+        <w:t xml:space="preserve">&lt;-</w:t>
+      </w:r>
+      <w:r>
+        <w:rPr>
+          <w:rStyle w:val="NormalTok"/>
+        </w:rPr>
+        <w:t xml:space="preserve"> </w:t>
+      </w:r>
+      <w:r>
+        <w:rPr>
+          <w:rStyle w:val="FunctionTok"/>
+        </w:rPr>
+        <w:t xml:space="preserve">sum</w:t>
+      </w:r>
+      <w:r>
+        <w:rPr>
+          <w:rStyle w:val="NormalTok"/>
+        </w:rPr>
+        <w:t xml:space="preserve">(results[</w:t>
+      </w:r>
+      <w:r>
+        <w:rPr>
+          <w:rStyle w:val="StringTok"/>
+        </w:rPr>
+        <w:t xml:space="preserve">'fp'</w:t>
+      </w:r>
+      <w:r>
+        <w:rPr>
+          <w:rStyle w:val="NormalTok"/>
+        </w:rPr>
+        <w:t xml:space="preserve">])</w:t>
+      </w:r>
+      <w:r>
+        <w:br/>
+      </w:r>
+      <w:r>
+        <w:rPr>
+          <w:rStyle w:val="NormalTok"/>
+        </w:rPr>
+        <w:t xml:space="preserve">tn_sum </w:t>
+      </w:r>
+      <w:r>
+        <w:rPr>
+          <w:rStyle w:val="OtherTok"/>
+        </w:rPr>
+        <w:t xml:space="preserve">&lt;-</w:t>
+      </w:r>
+      <w:r>
+        <w:rPr>
+          <w:rStyle w:val="NormalTok"/>
+        </w:rPr>
+        <w:t xml:space="preserve"> </w:t>
+      </w:r>
+      <w:r>
+        <w:rPr>
+          <w:rStyle w:val="FunctionTok"/>
+        </w:rPr>
+        <w:t xml:space="preserve">sum</w:t>
+      </w:r>
+      <w:r>
+        <w:rPr>
+          <w:rStyle w:val="NormalTok"/>
+        </w:rPr>
+        <w:t xml:space="preserve">(results[</w:t>
+      </w:r>
+      <w:r>
+        <w:rPr>
+          <w:rStyle w:val="StringTok"/>
+        </w:rPr>
+        <w:t xml:space="preserve">'tn'</w:t>
+      </w:r>
+      <w:r>
+        <w:rPr>
+          <w:rStyle w:val="NormalTok"/>
+        </w:rPr>
+        <w:t xml:space="preserve">])</w:t>
+      </w:r>
+      <w:r>
+        <w:br/>
+      </w:r>
+      <w:r>
+        <w:rPr>
+          <w:rStyle w:val="NormalTok"/>
+        </w:rPr>
+        <w:t xml:space="preserve">fn_sum </w:t>
+      </w:r>
+      <w:r>
+        <w:rPr>
+          <w:rStyle w:val="OtherTok"/>
+        </w:rPr>
+        <w:t xml:space="preserve">&lt;-</w:t>
+      </w:r>
+      <w:r>
+        <w:rPr>
+          <w:rStyle w:val="NormalTok"/>
+        </w:rPr>
+        <w:t xml:space="preserve"> </w:t>
+      </w:r>
+      <w:r>
+        <w:rPr>
+          <w:rStyle w:val="FunctionTok"/>
+        </w:rPr>
+        <w:t xml:space="preserve">sum</w:t>
+      </w:r>
+      <w:r>
+        <w:rPr>
+          <w:rStyle w:val="NormalTok"/>
+        </w:rPr>
+        <w:t xml:space="preserve">(results[</w:t>
+      </w:r>
+      <w:r>
+        <w:rPr>
+          <w:rStyle w:val="StringTok"/>
+        </w:rPr>
+        <w:t xml:space="preserve">'fn'</w:t>
+      </w:r>
+      <w:r>
+        <w:rPr>
+          <w:rStyle w:val="NormalTok"/>
+        </w:rPr>
+        <w:t xml:space="preserve">])</w:t>
+      </w:r>
+      <w:r>
+        <w:br/>
+      </w:r>
+      <w:r>
+        <w:rPr>
+          <w:rStyle w:val="NormalTok"/>
+        </w:rPr>
+        <w:t xml:space="preserve">precision </w:t>
+      </w:r>
+      <w:r>
+        <w:rPr>
+          <w:rStyle w:val="OtherTok"/>
+        </w:rPr>
+        <w:t xml:space="preserve">&lt;-</w:t>
+      </w:r>
+      <w:r>
+        <w:rPr>
+          <w:rStyle w:val="NormalTok"/>
+        </w:rPr>
+        <w:t xml:space="preserve"> tp_sum</w:t>
+      </w:r>
+      <w:r>
+        <w:rPr>
+          <w:rStyle w:val="SpecialCharTok"/>
+        </w:rPr>
+        <w:t xml:space="preserve">/</w:t>
+      </w:r>
+      <w:r>
+        <w:rPr>
+          <w:rStyle w:val="NormalTok"/>
+        </w:rPr>
+        <w:t xml:space="preserve">(tp_sum </w:t>
+      </w:r>
+      <w:r>
+        <w:rPr>
+          <w:rStyle w:val="SpecialCharTok"/>
+        </w:rPr>
+        <w:t xml:space="preserve">+</w:t>
+      </w:r>
+      <w:r>
+        <w:rPr>
+          <w:rStyle w:val="NormalTok"/>
+        </w:rPr>
+        <w:t xml:space="preserve"> fp_sum)</w:t>
+      </w:r>
+      <w:r>
+        <w:br/>
+      </w:r>
+      <w:r>
+        <w:rPr>
+          <w:rStyle w:val="NormalTok"/>
+        </w:rPr>
+        <w:t xml:space="preserve">recall </w:t>
+      </w:r>
+      <w:r>
+        <w:rPr>
+          <w:rStyle w:val="OtherTok"/>
+        </w:rPr>
+        <w:t xml:space="preserve">&lt;-</w:t>
+      </w:r>
+      <w:r>
+        <w:rPr>
+          <w:rStyle w:val="NormalTok"/>
+        </w:rPr>
+        <w:t xml:space="preserve"> tp_sum</w:t>
+      </w:r>
+      <w:r>
+        <w:rPr>
+          <w:rStyle w:val="SpecialCharTok"/>
+        </w:rPr>
+        <w:t xml:space="preserve">/</w:t>
+      </w:r>
+      <w:r>
+        <w:rPr>
+          <w:rStyle w:val="NormalTok"/>
+        </w:rPr>
+        <w:t xml:space="preserve">(tp_sum </w:t>
+      </w:r>
+      <w:r>
+        <w:rPr>
+          <w:rStyle w:val="SpecialCharTok"/>
+        </w:rPr>
+        <w:t xml:space="preserve">+</w:t>
+      </w:r>
+      <w:r>
+        <w:rPr>
+          <w:rStyle w:val="NormalTok"/>
+        </w:rPr>
+        <w:t xml:space="preserve"> fn_sum)</w:t>
+      </w:r>
+      <w:r>
+        <w:br/>
+      </w:r>
+      <w:r>
+        <w:rPr>
+          <w:rStyle w:val="NormalTok"/>
+        </w:rPr>
+        <w:t xml:space="preserve">accuracy </w:t>
+      </w:r>
+      <w:r>
+        <w:rPr>
+          <w:rStyle w:val="OtherTok"/>
+        </w:rPr>
+        <w:t xml:space="preserve">&lt;-</w:t>
+      </w:r>
+      <w:r>
+        <w:rPr>
+          <w:rStyle w:val="NormalTok"/>
+        </w:rPr>
+        <w:t xml:space="preserve"> (tp_sum </w:t>
+      </w:r>
+      <w:r>
+        <w:rPr>
+          <w:rStyle w:val="SpecialCharTok"/>
+        </w:rPr>
+        <w:t xml:space="preserve">+</w:t>
+      </w:r>
+      <w:r>
+        <w:rPr>
+          <w:rStyle w:val="NormalTok"/>
+        </w:rPr>
+        <w:t xml:space="preserve"> tn_sum)</w:t>
+      </w:r>
+      <w:r>
+        <w:rPr>
+          <w:rStyle w:val="SpecialCharTok"/>
+        </w:rPr>
+        <w:t xml:space="preserve">/</w:t>
+      </w:r>
+      <w:r>
+        <w:rPr>
+          <w:rStyle w:val="NormalTok"/>
+        </w:rPr>
+        <w:t xml:space="preserve">(tp_sum </w:t>
+      </w:r>
+      <w:r>
+        <w:rPr>
+          <w:rStyle w:val="SpecialCharTok"/>
+        </w:rPr>
+        <w:t xml:space="preserve">+</w:t>
+      </w:r>
+      <w:r>
+        <w:rPr>
+          <w:rStyle w:val="NormalTok"/>
+        </w:rPr>
+        <w:t xml:space="preserve"> fp_sum </w:t>
+      </w:r>
+      <w:r>
+        <w:rPr>
+          <w:rStyle w:val="SpecialCharTok"/>
+        </w:rPr>
+        <w:t xml:space="preserve">+</w:t>
+      </w:r>
+      <w:r>
+        <w:rPr>
+          <w:rStyle w:val="NormalTok"/>
+        </w:rPr>
+        <w:t xml:space="preserve"> tn_sum </w:t>
+      </w:r>
+      <w:r>
+        <w:rPr>
+          <w:rStyle w:val="SpecialCharTok"/>
+        </w:rPr>
+        <w:t xml:space="preserve">+</w:t>
+      </w:r>
+      <w:r>
+        <w:rPr>
+          <w:rStyle w:val="NormalTok"/>
+        </w:rPr>
+        <w:t xml:space="preserve"> fn_sum)</w:t>
+      </w:r>
+      <w:r>
+        <w:br/>
+      </w:r>
+      <w:r>
+        <w:rPr>
+          <w:rStyle w:val="NormalTok"/>
+        </w:rPr>
+        <w:t xml:space="preserve">f1 </w:t>
+      </w:r>
+      <w:r>
+        <w:rPr>
+          <w:rStyle w:val="OtherTok"/>
+        </w:rPr>
+        <w:t xml:space="preserve">&lt;-</w:t>
+      </w:r>
+      <w:r>
+        <w:rPr>
+          <w:rStyle w:val="NormalTok"/>
+        </w:rPr>
+        <w:t xml:space="preserve"> </w:t>
+      </w:r>
+      <w:r>
+        <w:rPr>
+          <w:rStyle w:val="DecValTok"/>
+        </w:rPr>
+        <w:t xml:space="preserve">2</w:t>
+      </w:r>
+      <w:r>
+        <w:rPr>
+          <w:rStyle w:val="NormalTok"/>
+        </w:rPr>
+        <w:t xml:space="preserve"> </w:t>
+      </w:r>
+      <w:r>
+        <w:rPr>
+          <w:rStyle w:val="SpecialCharTok"/>
+        </w:rPr>
+        <w:t xml:space="preserve">*</w:t>
+      </w:r>
+      <w:r>
+        <w:rPr>
+          <w:rStyle w:val="NormalTok"/>
+        </w:rPr>
+        <w:t xml:space="preserve"> (precision </w:t>
+      </w:r>
+      <w:r>
+        <w:rPr>
+          <w:rStyle w:val="SpecialCharTok"/>
+        </w:rPr>
+        <w:t xml:space="preserve">*</w:t>
+      </w:r>
+      <w:r>
+        <w:rPr>
+          <w:rStyle w:val="NormalTok"/>
+        </w:rPr>
+        <w:t xml:space="preserve"> recall) </w:t>
+      </w:r>
+      <w:r>
+        <w:rPr>
+          <w:rStyle w:val="SpecialCharTok"/>
+        </w:rPr>
+        <w:t xml:space="preserve">/</w:t>
+      </w:r>
+      <w:r>
+        <w:rPr>
+          <w:rStyle w:val="NormalTok"/>
+        </w:rPr>
+        <w:t xml:space="preserve"> (((beta</w:t>
+      </w:r>
+      <w:r>
+        <w:rPr>
+          <w:rStyle w:val="SpecialCharTok"/>
+        </w:rPr>
+        <w:t xml:space="preserve">^</w:t>
+      </w:r>
+      <w:r>
+        <w:rPr>
+          <w:rStyle w:val="DecValTok"/>
+        </w:rPr>
+        <w:t xml:space="preserve">2</w:t>
+      </w:r>
+      <w:r>
+        <w:rPr>
+          <w:rStyle w:val="NormalTok"/>
+        </w:rPr>
+        <w:t xml:space="preserve">)</w:t>
+      </w:r>
+      <w:r>
+        <w:rPr>
+          <w:rStyle w:val="SpecialCharTok"/>
+        </w:rPr>
+        <w:t xml:space="preserve">*</w:t>
+      </w:r>
+      <w:r>
+        <w:rPr>
+          <w:rStyle w:val="NormalTok"/>
+        </w:rPr>
+        <w:t xml:space="preserve">precision) </w:t>
+      </w:r>
+      <w:r>
+        <w:rPr>
+          <w:rStyle w:val="SpecialCharTok"/>
+        </w:rPr>
+        <w:t xml:space="preserve">+</w:t>
+      </w:r>
+      <w:r>
+        <w:rPr>
+          <w:rStyle w:val="NormalTok"/>
+        </w:rPr>
+        <w:t xml:space="preserve"> recall)</w:t>
+      </w:r>
+      <w:r>
+        <w:br/>
+      </w:r>
+      <w:r>
+        <w:br/>
+      </w:r>
+      <w:r>
+        <w:rPr>
+          <w:rStyle w:val="FunctionTok"/>
+        </w:rPr>
+        <w:t xml:space="preserve">print</w:t>
+      </w:r>
+      <w:r>
+        <w:rPr>
+          <w:rStyle w:val="NormalTok"/>
+        </w:rPr>
+        <w:t xml:space="preserve">(</w:t>
+      </w:r>
+      <w:r>
+        <w:rPr>
+          <w:rStyle w:val="FunctionTok"/>
+        </w:rPr>
+        <w:t xml:space="preserve">paste</w:t>
+      </w:r>
+      <w:r>
+        <w:rPr>
+          <w:rStyle w:val="NormalTok"/>
+        </w:rPr>
+        <w:t xml:space="preserve">(</w:t>
+      </w:r>
+      <w:r>
+        <w:rPr>
+          <w:rStyle w:val="StringTok"/>
+        </w:rPr>
+        <w:t xml:space="preserve">'Precision'</w:t>
+      </w:r>
+      <w:r>
+        <w:rPr>
+          <w:rStyle w:val="NormalTok"/>
+        </w:rPr>
+        <w:t xml:space="preserve">, precision, </w:t>
+      </w:r>
+      <w:r>
+        <w:rPr>
+          <w:rStyle w:val="StringTok"/>
+        </w:rPr>
+        <w:t xml:space="preserve">'Recall'</w:t>
+      </w:r>
+      <w:r>
+        <w:rPr>
+          <w:rStyle w:val="NormalTok"/>
+        </w:rPr>
+        <w:t xml:space="preserve">, recall, </w:t>
+      </w:r>
+      <w:r>
+        <w:rPr>
+          <w:rStyle w:val="StringTok"/>
+        </w:rPr>
+        <w:t xml:space="preserve">'F1'</w:t>
+      </w:r>
+      <w:r>
+        <w:rPr>
+          <w:rStyle w:val="NormalTok"/>
+        </w:rPr>
+        <w:t xml:space="preserve">, f1, </w:t>
+      </w:r>
+      <w:r>
+        <w:rPr>
+          <w:rStyle w:val="StringTok"/>
+        </w:rPr>
+        <w:t xml:space="preserve">'Accuracy'</w:t>
+      </w:r>
+      <w:r>
+        <w:rPr>
+          <w:rStyle w:val="NormalTok"/>
+        </w:rPr>
+        <w:t xml:space="preserve">, accuracy))</w:t>
       </w:r>
     </w:p>
     <w:p>
@@ -3672,677 +4365,7 @@
         <w:rPr>
           <w:rStyle w:val="VerbatimChar"/>
         </w:rPr>
-        <w:t xml:space="preserve">##   Batch Index tp fp tn fn drifted         elap</w:t>
-      </w:r>
-      <w:r>
-        <w:br/>
-      </w:r>
-      <w:r>
-        <w:rPr>
-          <w:rStyle w:val="VerbatimChar"/>
-        </w:rPr>
-        <w:t xml:space="preserve">## 1           2  0  0  0  0       0 0.0006747246</w:t>
-      </w:r>
-      <w:r>
-        <w:br/>
-      </w:r>
-      <w:r>
-        <w:rPr>
-          <w:rStyle w:val="VerbatimChar"/>
-        </w:rPr>
-        <w:t xml:space="preserve">## 2           3 20  0 26  4       0 0.0065319538</w:t>
-      </w:r>
-      <w:r>
-        <w:br/>
-      </w:r>
-      <w:r>
-        <w:rPr>
-          <w:rStyle w:val="VerbatimChar"/>
-        </w:rPr>
-        <w:t xml:space="preserve">## 3           4  0  0  0  0       1 0.0027866364</w:t>
-      </w:r>
-      <w:r>
-        <w:br/>
-      </w:r>
-      <w:r>
-        <w:rPr>
-          <w:rStyle w:val="VerbatimChar"/>
-        </w:rPr>
-        <w:t xml:space="preserve">## 4           5 22  2 24  2       0 0.0056815147</w:t>
-      </w:r>
-      <w:r>
-        <w:br/>
-      </w:r>
-      <w:r>
-        <w:rPr>
-          <w:rStyle w:val="VerbatimChar"/>
-        </w:rPr>
-        <w:t xml:space="preserve">## 5           6  3 18  1 28       0 0.0035235882</w:t>
-      </w:r>
-      <w:r>
-        <w:br/>
-      </w:r>
-      <w:r>
-        <w:rPr>
-          <w:rStyle w:val="VerbatimChar"/>
-        </w:rPr>
-        <w:t xml:space="preserve">## 6           7  0  0  0  0       1 0.0026991367</w:t>
-      </w:r>
-      <w:r>
-        <w:br/>
-      </w:r>
-      <w:r>
-        <w:rPr>
-          <w:rStyle w:val="VerbatimChar"/>
-        </w:rPr>
-        <w:t xml:space="preserve">## 7           8 18  4 25  3       0 0.0054895878</w:t>
-      </w:r>
-      <w:r>
-        <w:br/>
-      </w:r>
-      <w:r>
-        <w:rPr>
-          <w:rStyle w:val="VerbatimChar"/>
-        </w:rPr>
-        <w:t xml:space="preserve">## 8           9 21  4 17  8       0 0.0033640862</w:t>
-      </w:r>
-      <w:r>
-        <w:br/>
-      </w:r>
-      <w:r>
-        <w:rPr>
-          <w:rStyle w:val="VerbatimChar"/>
-        </w:rPr>
-        <w:t xml:space="preserve">## 9          10 20  1 25  4       0 0.0033855438</w:t>
-      </w:r>
-    </w:p>
-    <w:p>
-      <w:pPr>
-        <w:pStyle w:val="SourceCode"/>
-      </w:pPr>
-      <w:r>
-        <w:rPr>
-          <w:rStyle w:val="CommentTok"/>
-        </w:rPr>
-        <w:t xml:space="preserve"># Calculate metrics</w:t>
-      </w:r>
-      <w:r>
-        <w:br/>
-      </w:r>
-      <w:r>
-        <w:rPr>
-          <w:rStyle w:val="NormalTok"/>
-        </w:rPr>
-        <w:t xml:space="preserve">beta </w:t>
-      </w:r>
-      <w:r>
-        <w:rPr>
-          <w:rStyle w:val="OtherTok"/>
-        </w:rPr>
-        <w:t xml:space="preserve">&lt;-</w:t>
-      </w:r>
-      <w:r>
-        <w:rPr>
-          <w:rStyle w:val="NormalTok"/>
-        </w:rPr>
-        <w:t xml:space="preserve"> </w:t>
-      </w:r>
-      <w:r>
-        <w:rPr>
-          <w:rStyle w:val="DecValTok"/>
-        </w:rPr>
-        <w:t xml:space="preserve">1</w:t>
-      </w:r>
-      <w:r>
-        <w:br/>
-      </w:r>
-      <w:r>
-        <w:rPr>
-          <w:rStyle w:val="NormalTok"/>
-        </w:rPr>
-        <w:t xml:space="preserve">tp_sum </w:t>
-      </w:r>
-      <w:r>
-        <w:rPr>
-          <w:rStyle w:val="OtherTok"/>
-        </w:rPr>
-        <w:t xml:space="preserve">&lt;-</w:t>
-      </w:r>
-      <w:r>
-        <w:rPr>
-          <w:rStyle w:val="NormalTok"/>
-        </w:rPr>
-        <w:t xml:space="preserve"> </w:t>
-      </w:r>
-      <w:r>
-        <w:rPr>
-          <w:rStyle w:val="FunctionTok"/>
-        </w:rPr>
-        <w:t xml:space="preserve">sum</w:t>
-      </w:r>
-      <w:r>
-        <w:rPr>
-          <w:rStyle w:val="NormalTok"/>
-        </w:rPr>
-        <w:t xml:space="preserve">(results[</w:t>
-      </w:r>
-      <w:r>
-        <w:rPr>
-          <w:rStyle w:val="StringTok"/>
-        </w:rPr>
-        <w:t xml:space="preserve">'tp'</w:t>
-      </w:r>
-      <w:r>
-        <w:rPr>
-          <w:rStyle w:val="NormalTok"/>
-        </w:rPr>
-        <w:t xml:space="preserve">])</w:t>
-      </w:r>
-      <w:r>
-        <w:br/>
-      </w:r>
-      <w:r>
-        <w:rPr>
-          <w:rStyle w:val="NormalTok"/>
-        </w:rPr>
-        <w:t xml:space="preserve">fp_sum </w:t>
-      </w:r>
-      <w:r>
-        <w:rPr>
-          <w:rStyle w:val="OtherTok"/>
-        </w:rPr>
-        <w:t xml:space="preserve">&lt;-</w:t>
-      </w:r>
-      <w:r>
-        <w:rPr>
-          <w:rStyle w:val="NormalTok"/>
-        </w:rPr>
-        <w:t xml:space="preserve"> </w:t>
-      </w:r>
-      <w:r>
-        <w:rPr>
-          <w:rStyle w:val="FunctionTok"/>
-        </w:rPr>
-        <w:t xml:space="preserve">sum</w:t>
-      </w:r>
-      <w:r>
-        <w:rPr>
-          <w:rStyle w:val="NormalTok"/>
-        </w:rPr>
-        <w:t xml:space="preserve">(results[</w:t>
-      </w:r>
-      <w:r>
-        <w:rPr>
-          <w:rStyle w:val="StringTok"/>
-        </w:rPr>
-        <w:t xml:space="preserve">'fp'</w:t>
-      </w:r>
-      <w:r>
-        <w:rPr>
-          <w:rStyle w:val="NormalTok"/>
-        </w:rPr>
-        <w:t xml:space="preserve">])</w:t>
-      </w:r>
-      <w:r>
-        <w:br/>
-      </w:r>
-      <w:r>
-        <w:rPr>
-          <w:rStyle w:val="NormalTok"/>
-        </w:rPr>
-        <w:t xml:space="preserve">tn_sum </w:t>
-      </w:r>
-      <w:r>
-        <w:rPr>
-          <w:rStyle w:val="OtherTok"/>
-        </w:rPr>
-        <w:t xml:space="preserve">&lt;-</w:t>
-      </w:r>
-      <w:r>
-        <w:rPr>
-          <w:rStyle w:val="NormalTok"/>
-        </w:rPr>
-        <w:t xml:space="preserve"> </w:t>
-      </w:r>
-      <w:r>
-        <w:rPr>
-          <w:rStyle w:val="FunctionTok"/>
-        </w:rPr>
-        <w:t xml:space="preserve">sum</w:t>
-      </w:r>
-      <w:r>
-        <w:rPr>
-          <w:rStyle w:val="NormalTok"/>
-        </w:rPr>
-        <w:t xml:space="preserve">(results[</w:t>
-      </w:r>
-      <w:r>
-        <w:rPr>
-          <w:rStyle w:val="StringTok"/>
-        </w:rPr>
-        <w:t xml:space="preserve">'tn'</w:t>
-      </w:r>
-      <w:r>
-        <w:rPr>
-          <w:rStyle w:val="NormalTok"/>
-        </w:rPr>
-        <w:t xml:space="preserve">])</w:t>
-      </w:r>
-      <w:r>
-        <w:br/>
-      </w:r>
-      <w:r>
-        <w:rPr>
-          <w:rStyle w:val="NormalTok"/>
-        </w:rPr>
-        <w:t xml:space="preserve">fn_sum </w:t>
-      </w:r>
-      <w:r>
-        <w:rPr>
-          <w:rStyle w:val="OtherTok"/>
-        </w:rPr>
-        <w:t xml:space="preserve">&lt;-</w:t>
-      </w:r>
-      <w:r>
-        <w:rPr>
-          <w:rStyle w:val="NormalTok"/>
-        </w:rPr>
-        <w:t xml:space="preserve"> </w:t>
-      </w:r>
-      <w:r>
-        <w:rPr>
-          <w:rStyle w:val="FunctionTok"/>
-        </w:rPr>
-        <w:t xml:space="preserve">sum</w:t>
-      </w:r>
-      <w:r>
-        <w:rPr>
-          <w:rStyle w:val="NormalTok"/>
-        </w:rPr>
-        <w:t xml:space="preserve">(results[</w:t>
-      </w:r>
-      <w:r>
-        <w:rPr>
-          <w:rStyle w:val="StringTok"/>
-        </w:rPr>
-        <w:t xml:space="preserve">'fn'</w:t>
-      </w:r>
-      <w:r>
-        <w:rPr>
-          <w:rStyle w:val="NormalTok"/>
-        </w:rPr>
-        <w:t xml:space="preserve">])</w:t>
-      </w:r>
-      <w:r>
-        <w:br/>
-      </w:r>
-      <w:r>
-        <w:rPr>
-          <w:rStyle w:val="NormalTok"/>
-        </w:rPr>
-        <w:t xml:space="preserve">precision </w:t>
-      </w:r>
-      <w:r>
-        <w:rPr>
-          <w:rStyle w:val="OtherTok"/>
-        </w:rPr>
-        <w:t xml:space="preserve">&lt;-</w:t>
-      </w:r>
-      <w:r>
-        <w:rPr>
-          <w:rStyle w:val="NormalTok"/>
-        </w:rPr>
-        <w:t xml:space="preserve"> tp_sum</w:t>
-      </w:r>
-      <w:r>
-        <w:rPr>
-          <w:rStyle w:val="SpecialCharTok"/>
-        </w:rPr>
-        <w:t xml:space="preserve">/</w:t>
-      </w:r>
-      <w:r>
-        <w:rPr>
-          <w:rStyle w:val="NormalTok"/>
-        </w:rPr>
-        <w:t xml:space="preserve">(tp_sum </w:t>
-      </w:r>
-      <w:r>
-        <w:rPr>
-          <w:rStyle w:val="SpecialCharTok"/>
-        </w:rPr>
-        <w:t xml:space="preserve">+</w:t>
-      </w:r>
-      <w:r>
-        <w:rPr>
-          <w:rStyle w:val="NormalTok"/>
-        </w:rPr>
-        <w:t xml:space="preserve"> fp_sum)</w:t>
-      </w:r>
-      <w:r>
-        <w:br/>
-      </w:r>
-      <w:r>
-        <w:rPr>
-          <w:rStyle w:val="NormalTok"/>
-        </w:rPr>
-        <w:t xml:space="preserve">recall </w:t>
-      </w:r>
-      <w:r>
-        <w:rPr>
-          <w:rStyle w:val="OtherTok"/>
-        </w:rPr>
-        <w:t xml:space="preserve">&lt;-</w:t>
-      </w:r>
-      <w:r>
-        <w:rPr>
-          <w:rStyle w:val="NormalTok"/>
-        </w:rPr>
-        <w:t xml:space="preserve"> tp_sum</w:t>
-      </w:r>
-      <w:r>
-        <w:rPr>
-          <w:rStyle w:val="SpecialCharTok"/>
-        </w:rPr>
-        <w:t xml:space="preserve">/</w:t>
-      </w:r>
-      <w:r>
-        <w:rPr>
-          <w:rStyle w:val="NormalTok"/>
-        </w:rPr>
-        <w:t xml:space="preserve">(tp_sum </w:t>
-      </w:r>
-      <w:r>
-        <w:rPr>
-          <w:rStyle w:val="SpecialCharTok"/>
-        </w:rPr>
-        <w:t xml:space="preserve">+</w:t>
-      </w:r>
-      <w:r>
-        <w:rPr>
-          <w:rStyle w:val="NormalTok"/>
-        </w:rPr>
-        <w:t xml:space="preserve"> fn_sum)</w:t>
-      </w:r>
-      <w:r>
-        <w:br/>
-      </w:r>
-      <w:r>
-        <w:rPr>
-          <w:rStyle w:val="NormalTok"/>
-        </w:rPr>
-        <w:t xml:space="preserve">accuracy </w:t>
-      </w:r>
-      <w:r>
-        <w:rPr>
-          <w:rStyle w:val="OtherTok"/>
-        </w:rPr>
-        <w:t xml:space="preserve">&lt;-</w:t>
-      </w:r>
-      <w:r>
-        <w:rPr>
-          <w:rStyle w:val="NormalTok"/>
-        </w:rPr>
-        <w:t xml:space="preserve"> (tp_sum </w:t>
-      </w:r>
-      <w:r>
-        <w:rPr>
-          <w:rStyle w:val="SpecialCharTok"/>
-        </w:rPr>
-        <w:t xml:space="preserve">+</w:t>
-      </w:r>
-      <w:r>
-        <w:rPr>
-          <w:rStyle w:val="NormalTok"/>
-        </w:rPr>
-        <w:t xml:space="preserve"> tn_sum)</w:t>
-      </w:r>
-      <w:r>
-        <w:rPr>
-          <w:rStyle w:val="SpecialCharTok"/>
-        </w:rPr>
-        <w:t xml:space="preserve">/</w:t>
-      </w:r>
-      <w:r>
-        <w:rPr>
-          <w:rStyle w:val="NormalTok"/>
-        </w:rPr>
-        <w:t xml:space="preserve">(tp_sum </w:t>
-      </w:r>
-      <w:r>
-        <w:rPr>
-          <w:rStyle w:val="SpecialCharTok"/>
-        </w:rPr>
-        <w:t xml:space="preserve">+</w:t>
-      </w:r>
-      <w:r>
-        <w:rPr>
-          <w:rStyle w:val="NormalTok"/>
-        </w:rPr>
-        <w:t xml:space="preserve"> fp_sum </w:t>
-      </w:r>
-      <w:r>
-        <w:rPr>
-          <w:rStyle w:val="SpecialCharTok"/>
-        </w:rPr>
-        <w:t xml:space="preserve">+</w:t>
-      </w:r>
-      <w:r>
-        <w:rPr>
-          <w:rStyle w:val="NormalTok"/>
-        </w:rPr>
-        <w:t xml:space="preserve"> tn_sum </w:t>
-      </w:r>
-      <w:r>
-        <w:rPr>
-          <w:rStyle w:val="SpecialCharTok"/>
-        </w:rPr>
-        <w:t xml:space="preserve">+</w:t>
-      </w:r>
-      <w:r>
-        <w:rPr>
-          <w:rStyle w:val="NormalTok"/>
-        </w:rPr>
-        <w:t xml:space="preserve"> fn_sum)</w:t>
-      </w:r>
-      <w:r>
-        <w:br/>
-      </w:r>
-      <w:r>
-        <w:rPr>
-          <w:rStyle w:val="NormalTok"/>
-        </w:rPr>
-        <w:t xml:space="preserve">f1 </w:t>
-      </w:r>
-      <w:r>
-        <w:rPr>
-          <w:rStyle w:val="OtherTok"/>
-        </w:rPr>
-        <w:t xml:space="preserve">&lt;-</w:t>
-      </w:r>
-      <w:r>
-        <w:rPr>
-          <w:rStyle w:val="NormalTok"/>
-        </w:rPr>
-        <w:t xml:space="preserve"> </w:t>
-      </w:r>
-      <w:r>
-        <w:rPr>
-          <w:rStyle w:val="DecValTok"/>
-        </w:rPr>
-        <w:t xml:space="preserve">2</w:t>
-      </w:r>
-      <w:r>
-        <w:rPr>
-          <w:rStyle w:val="NormalTok"/>
-        </w:rPr>
-        <w:t xml:space="preserve"> </w:t>
-      </w:r>
-      <w:r>
-        <w:rPr>
-          <w:rStyle w:val="SpecialCharTok"/>
-        </w:rPr>
-        <w:t xml:space="preserve">*</w:t>
-      </w:r>
-      <w:r>
-        <w:rPr>
-          <w:rStyle w:val="NormalTok"/>
-        </w:rPr>
-        <w:t xml:space="preserve"> (precision </w:t>
-      </w:r>
-      <w:r>
-        <w:rPr>
-          <w:rStyle w:val="SpecialCharTok"/>
-        </w:rPr>
-        <w:t xml:space="preserve">*</w:t>
-      </w:r>
-      <w:r>
-        <w:rPr>
-          <w:rStyle w:val="NormalTok"/>
-        </w:rPr>
-        <w:t xml:space="preserve"> recall) </w:t>
-      </w:r>
-      <w:r>
-        <w:rPr>
-          <w:rStyle w:val="SpecialCharTok"/>
-        </w:rPr>
-        <w:t xml:space="preserve">/</w:t>
-      </w:r>
-      <w:r>
-        <w:rPr>
-          <w:rStyle w:val="NormalTok"/>
-        </w:rPr>
-        <w:t xml:space="preserve"> (((beta</w:t>
-      </w:r>
-      <w:r>
-        <w:rPr>
-          <w:rStyle w:val="SpecialCharTok"/>
-        </w:rPr>
-        <w:t xml:space="preserve">^</w:t>
-      </w:r>
-      <w:r>
-        <w:rPr>
-          <w:rStyle w:val="DecValTok"/>
-        </w:rPr>
-        <w:t xml:space="preserve">2</w:t>
-      </w:r>
-      <w:r>
-        <w:rPr>
-          <w:rStyle w:val="NormalTok"/>
-        </w:rPr>
-        <w:t xml:space="preserve">)</w:t>
-      </w:r>
-      <w:r>
-        <w:rPr>
-          <w:rStyle w:val="SpecialCharTok"/>
-        </w:rPr>
-        <w:t xml:space="preserve">*</w:t>
-      </w:r>
-      <w:r>
-        <w:rPr>
-          <w:rStyle w:val="NormalTok"/>
-        </w:rPr>
-        <w:t xml:space="preserve">precision) </w:t>
-      </w:r>
-      <w:r>
-        <w:rPr>
-          <w:rStyle w:val="SpecialCharTok"/>
-        </w:rPr>
-        <w:t xml:space="preserve">+</w:t>
-      </w:r>
-      <w:r>
-        <w:rPr>
-          <w:rStyle w:val="NormalTok"/>
-        </w:rPr>
-        <w:t xml:space="preserve"> recall)</w:t>
-      </w:r>
-      <w:r>
-        <w:br/>
-      </w:r>
-      <w:r>
-        <w:br/>
-      </w:r>
-      <w:r>
-        <w:rPr>
-          <w:rStyle w:val="FunctionTok"/>
-        </w:rPr>
-        <w:t xml:space="preserve">print</w:t>
-      </w:r>
-      <w:r>
-        <w:rPr>
-          <w:rStyle w:val="NormalTok"/>
-        </w:rPr>
-        <w:t xml:space="preserve">(</w:t>
-      </w:r>
-      <w:r>
-        <w:rPr>
-          <w:rStyle w:val="FunctionTok"/>
-        </w:rPr>
-        <w:t xml:space="preserve">paste</w:t>
-      </w:r>
-      <w:r>
-        <w:rPr>
-          <w:rStyle w:val="NormalTok"/>
-        </w:rPr>
-        <w:t xml:space="preserve">(</w:t>
-      </w:r>
-      <w:r>
-        <w:rPr>
-          <w:rStyle w:val="StringTok"/>
-        </w:rPr>
-        <w:t xml:space="preserve">'Precision'</w:t>
-      </w:r>
-      <w:r>
-        <w:rPr>
-          <w:rStyle w:val="NormalTok"/>
-        </w:rPr>
-        <w:t xml:space="preserve">, precision, </w:t>
-      </w:r>
-      <w:r>
-        <w:rPr>
-          <w:rStyle w:val="StringTok"/>
-        </w:rPr>
-        <w:t xml:space="preserve">'Recall'</w:t>
-      </w:r>
-      <w:r>
-        <w:rPr>
-          <w:rStyle w:val="NormalTok"/>
-        </w:rPr>
-        <w:t xml:space="preserve">, recall, </w:t>
-      </w:r>
-      <w:r>
-        <w:rPr>
-          <w:rStyle w:val="StringTok"/>
-        </w:rPr>
-        <w:t xml:space="preserve">'F1'</w:t>
-      </w:r>
-      <w:r>
-        <w:rPr>
-          <w:rStyle w:val="NormalTok"/>
-        </w:rPr>
-        <w:t xml:space="preserve">, f1, </w:t>
-      </w:r>
-      <w:r>
-        <w:rPr>
-          <w:rStyle w:val="StringTok"/>
-        </w:rPr>
-        <w:t xml:space="preserve">'Accuracy'</w:t>
-      </w:r>
-      <w:r>
-        <w:rPr>
-          <w:rStyle w:val="NormalTok"/>
-        </w:rPr>
-        <w:t xml:space="preserve">, accuracy))</w:t>
-      </w:r>
-    </w:p>
-    <w:p>
-      <w:pPr>
-        <w:pStyle w:val="SourceCode"/>
-      </w:pPr>
-      <w:r>
-        <w:rPr>
-          <w:rStyle w:val="VerbatimChar"/>
-        </w:rPr>
-        <w:t xml:space="preserve">## [1] "Precision 0.781954887218045 Recall 0.679738562091503 F1 0.727272727272727 Accuracy 0.74"</w:t>
+        <w:t xml:space="preserve">## [1] "Precision 0.801324503311258 Recall 0.695402298850575 F1 0.744615384615385 Accuracy 0.762857142857143"</w:t>
       </w:r>
     </w:p>
     <w:p>
@@ -4682,7 +4705,7 @@
               <a:graphicData uri="http://schemas.openxmlformats.org/drawingml/2006/picture">
                 <pic:pic>
                   <pic:nvPicPr>
-                    <pic:cNvPr descr="/home/lucas/heimdall/examples/2_online_prediction/doc/dfr_ddm_files/3a616d40c769263a76e87ee3a6eb35829c7c72c9.png" id="29" name="Picture"/>
+                    <pic:cNvPr descr="/home/lucas/heimdall/examples/2_online_prediction/doc/dfr_ddm_files/3b853fc0a17cf337f845ef69ff1196bacd705697.png" id="29" name="Picture"/>
                     <pic:cNvPicPr>
                       <a:picLocks noChangeArrowheads="1" noChangeAspect="1"/>
                     </pic:cNvPicPr>

--- a/examples/2_online_prediction/doc/dfr_ddm.docx
+++ b/examples/2_online_prediction/doc/dfr_ddm.docx
@@ -10,7 +10,7 @@
         <w:t xml:space="preserve">dfr_ddm Online Prediction Example</w:t>
       </w:r>
     </w:p>
-    <w:bookmarkStart w:id="31" w:name="ddm-example"/>
+    <w:bookmarkStart w:id="20" w:name="ddm-example"/>
     <w:p>
       <w:pPr>
         <w:pStyle w:val="Heading1"/>
@@ -63,7 +63,7 @@
       <w:r>
         <w:t xml:space="preserve"> </w:t>
       </w:r>
-      <w:hyperlink r:id="rId20">
+      <w:hyperlink r:id="rId9">
         <w:r>
           <w:rPr>
             <w:rStyle w:val="Hyperlink"/>
@@ -72,7 +72,7 @@
         </w:r>
       </w:hyperlink>
     </w:p>
-    <w:bookmarkStart w:id="30" w:name="learning-goal"/>
+    <w:bookmarkStart w:id="19" w:name="learning-goal"/>
     <w:p>
       <w:pPr>
         <w:pStyle w:val="Heading2"/>
@@ -316,18 +316,18 @@
           <wp:inline>
             <wp:extent cx="4620126" cy="3696101"/>
             <wp:effectExtent b="0" l="0" r="0" t="0"/>
-            <wp:docPr descr="" title="" id="22" name="Picture"/>
+            <wp:docPr descr="" title="" id="11" name="Picture"/>
             <a:graphic>
               <a:graphicData uri="http://schemas.openxmlformats.org/drawingml/2006/picture">
                 <pic:pic>
                   <pic:nvPicPr>
-                    <pic:cNvPr descr="/home/lucas/heimdall/examples/2_online_prediction/doc/dfr_ddm_files/e0ddae6415d9c76cb1f11d6de26be87271397d2c.png" id="23" name="Picture"/>
+                    <pic:cNvPr descr="/home/lucas/heimdall/examples/2_online_prediction/doc/dfr_ddm_files/e0ddae6415d9c76cb1f11d6de26be87271397d2c.png" id="12" name="Picture"/>
                     <pic:cNvPicPr>
                       <a:picLocks noChangeArrowheads="1" noChangeAspect="1"/>
                     </pic:cNvPicPr>
                   </pic:nvPicPr>
                   <pic:blipFill>
-                    <a:blip r:embed="rId21"/>
+                    <a:blip r:embed="rId10"/>
                     <a:stretch>
                       <a:fillRect/>
                     </a:stretch>
@@ -434,18 +434,18 @@
           <wp:inline>
             <wp:extent cx="4620126" cy="3696101"/>
             <wp:effectExtent b="0" l="0" r="0" t="0"/>
-            <wp:docPr descr="" title="" id="25" name="Picture"/>
+            <wp:docPr descr="" title="" id="14" name="Picture"/>
             <a:graphic>
               <a:graphicData uri="http://schemas.openxmlformats.org/drawingml/2006/picture">
                 <pic:pic>
                   <pic:nvPicPr>
-                    <pic:cNvPr descr="/home/lucas/heimdall/examples/2_online_prediction/doc/dfr_ddm_files/343c442a1f5f7357e2274e01f2c842d3a4150c52.png" id="26" name="Picture"/>
+                    <pic:cNvPr descr="/home/lucas/heimdall/examples/2_online_prediction/doc/dfr_ddm_files/343c442a1f5f7357e2274e01f2c842d3a4150c52.png" id="15" name="Picture"/>
                     <pic:cNvPicPr>
                       <a:picLocks noChangeArrowheads="1" noChangeAspect="1"/>
                     </pic:cNvPicPr>
                   </pic:nvPicPr>
                   <pic:blipFill>
-                    <a:blip r:embed="rId24"/>
+                    <a:blip r:embed="rId13"/>
                     <a:stretch>
                       <a:fillRect/>
                     </a:stretch>
@@ -3399,6 +3399,42 @@
         </w:rPr>
         <w:t xml:space="preserve">## [1] "Time Step:3"</w:t>
       </w:r>
+      <w:r>
+        <w:br/>
+      </w:r>
+      <w:r>
+        <w:rPr>
+          <w:rStyle w:val="VerbatimChar"/>
+        </w:rPr>
+        <w:t xml:space="preserve">## [1] "Time Step:4"</w:t>
+      </w:r>
+      <w:r>
+        <w:br/>
+      </w:r>
+      <w:r>
+        <w:rPr>
+          <w:rStyle w:val="VerbatimChar"/>
+        </w:rPr>
+        <w:t xml:space="preserve">## [1] "Time Step:5"</w:t>
+      </w:r>
+      <w:r>
+        <w:br/>
+      </w:r>
+      <w:r>
+        <w:rPr>
+          <w:rStyle w:val="VerbatimChar"/>
+        </w:rPr>
+        <w:t xml:space="preserve">## [1] "Time Step:6"</w:t>
+      </w:r>
+      <w:r>
+        <w:br/>
+      </w:r>
+      <w:r>
+        <w:rPr>
+          <w:rStyle w:val="VerbatimChar"/>
+        </w:rPr>
+        <w:t xml:space="preserve">## [1] "Time Step:7"</w:t>
+      </w:r>
     </w:p>
     <w:p>
       <w:pPr>
@@ -3408,16 +3444,7 @@
         <w:rPr>
           <w:rStyle w:val="VerbatimChar"/>
         </w:rPr>
-        <w:t xml:space="preserve">## Warning in fit.nrm_memory(obj$norm_model, x_model_train_dummy): nrm_memory: Some categories present in most recent data are not on the history dataset. Creating zero</w:t>
-      </w:r>
-      <w:r>
-        <w:br/>
-      </w:r>
-      <w:r>
-        <w:rPr>
-          <w:rStyle w:val="VerbatimChar"/>
-        </w:rPr>
-        <w:t xml:space="preserve">## columns.</w:t>
+        <w:t xml:space="preserve">## Stealthy detected a drift, discarding old data</w:t>
       </w:r>
     </w:p>
     <w:p>
@@ -3428,7 +3455,25 @@
         <w:rPr>
           <w:rStyle w:val="VerbatimChar"/>
         </w:rPr>
-        <w:t xml:space="preserve">## Warning in fit.nrm_memory(obj$norm_model, x_train_dummy): nrm_memory: Some categories present in most recent data are not on the history dataset. Creating zero columns.</w:t>
+        <w:t xml:space="preserve">## [1] "Time Step:8"</w:t>
+      </w:r>
+      <w:r>
+        <w:br/>
+      </w:r>
+      <w:r>
+        <w:rPr>
+          <w:rStyle w:val="VerbatimChar"/>
+        </w:rPr>
+        <w:t xml:space="preserve">## [1] "Time Step:9"</w:t>
+      </w:r>
+      <w:r>
+        <w:br/>
+      </w:r>
+      <w:r>
+        <w:rPr>
+          <w:rStyle w:val="VerbatimChar"/>
+        </w:rPr>
+        <w:t xml:space="preserve">## [1] "Time Step:10"</w:t>
       </w:r>
     </w:p>
     <w:p>
@@ -3437,36 +3482,156 @@
       </w:pPr>
       <w:r>
         <w:rPr>
-          <w:rStyle w:val="VerbatimChar"/>
-        </w:rPr>
-        <w:t xml:space="preserve">## [1] "Time Step:4"</w:t>
-      </w:r>
-      <w:r>
-        <w:br/>
-      </w:r>
-      <w:r>
-        <w:rPr>
-          <w:rStyle w:val="VerbatimChar"/>
-        </w:rPr>
-        <w:t xml:space="preserve">## [1] "Time Step:5"</w:t>
-      </w:r>
-      <w:r>
-        <w:br/>
-      </w:r>
-      <w:r>
-        <w:rPr>
-          <w:rStyle w:val="VerbatimChar"/>
-        </w:rPr>
-        <w:t xml:space="preserve">## [1] "Time Step:6"</w:t>
-      </w:r>
-      <w:r>
-        <w:br/>
-      </w:r>
-      <w:r>
-        <w:rPr>
-          <w:rStyle w:val="VerbatimChar"/>
-        </w:rPr>
-        <w:t xml:space="preserve">## [1] "Time Step:7"</w:t>
+          <w:rStyle w:val="NormalTok"/>
+        </w:rPr>
+        <w:t xml:space="preserve">results</w:t>
+      </w:r>
+      <w:r>
+        <w:rPr>
+          <w:rStyle w:val="OtherTok"/>
+        </w:rPr>
+        <w:t xml:space="preserve">&lt;-</w:t>
+      </w:r>
+      <w:r>
+        <w:rPr>
+          <w:rStyle w:val="NormalTok"/>
+        </w:rPr>
+        <w:t xml:space="preserve"> </w:t>
+      </w:r>
+      <w:r>
+        <w:rPr>
+          <w:rStyle w:val="FunctionTok"/>
+        </w:rPr>
+        <w:t xml:space="preserve">as.data.frame</w:t>
+      </w:r>
+      <w:r>
+        <w:rPr>
+          <w:rStyle w:val="NormalTok"/>
+        </w:rPr>
+        <w:t xml:space="preserve">(results)</w:t>
+      </w:r>
+      <w:r>
+        <w:br/>
+      </w:r>
+      <w:r>
+        <w:rPr>
+          <w:rStyle w:val="FunctionTok"/>
+        </w:rPr>
+        <w:t xml:space="preserve">names</w:t>
+      </w:r>
+      <w:r>
+        <w:rPr>
+          <w:rStyle w:val="NormalTok"/>
+        </w:rPr>
+        <w:t xml:space="preserve">(results) </w:t>
+      </w:r>
+      <w:r>
+        <w:rPr>
+          <w:rStyle w:val="OtherTok"/>
+        </w:rPr>
+        <w:t xml:space="preserve">&lt;-</w:t>
+      </w:r>
+      <w:r>
+        <w:rPr>
+          <w:rStyle w:val="NormalTok"/>
+        </w:rPr>
+        <w:t xml:space="preserve"> </w:t>
+      </w:r>
+      <w:r>
+        <w:rPr>
+          <w:rStyle w:val="FunctionTok"/>
+        </w:rPr>
+        <w:t xml:space="preserve">c</w:t>
+      </w:r>
+      <w:r>
+        <w:rPr>
+          <w:rStyle w:val="NormalTok"/>
+        </w:rPr>
+        <w:t xml:space="preserve">(</w:t>
+      </w:r>
+      <w:r>
+        <w:rPr>
+          <w:rStyle w:val="StringTok"/>
+        </w:rPr>
+        <w:t xml:space="preserve">'Batch Index'</w:t>
+      </w:r>
+      <w:r>
+        <w:rPr>
+          <w:rStyle w:val="NormalTok"/>
+        </w:rPr>
+        <w:t xml:space="preserve">, </w:t>
+      </w:r>
+      <w:r>
+        <w:rPr>
+          <w:rStyle w:val="StringTok"/>
+        </w:rPr>
+        <w:t xml:space="preserve">'tp'</w:t>
+      </w:r>
+      <w:r>
+        <w:rPr>
+          <w:rStyle w:val="NormalTok"/>
+        </w:rPr>
+        <w:t xml:space="preserve">, </w:t>
+      </w:r>
+      <w:r>
+        <w:rPr>
+          <w:rStyle w:val="StringTok"/>
+        </w:rPr>
+        <w:t xml:space="preserve">'fp'</w:t>
+      </w:r>
+      <w:r>
+        <w:rPr>
+          <w:rStyle w:val="NormalTok"/>
+        </w:rPr>
+        <w:t xml:space="preserve">, </w:t>
+      </w:r>
+      <w:r>
+        <w:rPr>
+          <w:rStyle w:val="StringTok"/>
+        </w:rPr>
+        <w:t xml:space="preserve">'tn'</w:t>
+      </w:r>
+      <w:r>
+        <w:rPr>
+          <w:rStyle w:val="NormalTok"/>
+        </w:rPr>
+        <w:t xml:space="preserve">, </w:t>
+      </w:r>
+      <w:r>
+        <w:rPr>
+          <w:rStyle w:val="StringTok"/>
+        </w:rPr>
+        <w:t xml:space="preserve">'fn'</w:t>
+      </w:r>
+      <w:r>
+        <w:rPr>
+          <w:rStyle w:val="NormalTok"/>
+        </w:rPr>
+        <w:t xml:space="preserve">, </w:t>
+      </w:r>
+      <w:r>
+        <w:rPr>
+          <w:rStyle w:val="StringTok"/>
+        </w:rPr>
+        <w:t xml:space="preserve">'drifted'</w:t>
+      </w:r>
+      <w:r>
+        <w:rPr>
+          <w:rStyle w:val="NormalTok"/>
+        </w:rPr>
+        <w:t xml:space="preserve">, </w:t>
+      </w:r>
+      <w:r>
+        <w:rPr>
+          <w:rStyle w:val="StringTok"/>
+        </w:rPr>
+        <w:t xml:space="preserve">'elap'</w:t>
+      </w:r>
+      <w:r>
+        <w:rPr>
+          <w:rStyle w:val="NormalTok"/>
+        </w:rPr>
+        <w:t xml:space="preserve">)</w:t>
       </w:r>
     </w:p>
     <w:p>
@@ -3475,9 +3640,18 @@
       </w:pPr>
       <w:r>
         <w:rPr>
-          <w:rStyle w:val="VerbatimChar"/>
-        </w:rPr>
-        <w:t xml:space="preserve">## Stealthy detected a drift, discarding old data</w:t>
+          <w:rStyle w:val="CommentTok"/>
+        </w:rPr>
+        <w:t xml:space="preserve"># Print the positions where DDM detected drift.</w:t>
+      </w:r>
+      <w:r>
+        <w:br/>
+      </w:r>
+      <w:r>
+        <w:rPr>
+          <w:rStyle w:val="NormalTok"/>
+        </w:rPr>
+        <w:t xml:space="preserve">results</w:t>
       </w:r>
     </w:p>
     <w:p>
@@ -3488,7 +3662,7 @@
         <w:rPr>
           <w:rStyle w:val="VerbatimChar"/>
         </w:rPr>
-        <w:t xml:space="preserve">## [1] "Time Step:8"</w:t>
+        <w:t xml:space="preserve">##   Batch Index tp fp tn fn drifted         elap</w:t>
       </w:r>
       <w:r>
         <w:br/>
@@ -3497,7 +3671,7 @@
         <w:rPr>
           <w:rStyle w:val="VerbatimChar"/>
         </w:rPr>
-        <w:t xml:space="preserve">## [1] "Time Step:9"</w:t>
+        <w:t xml:space="preserve">## 1           2  0  0  0  0       0 0.0007853508</w:t>
       </w:r>
       <w:r>
         <w:br/>
@@ -3506,7 +3680,70 @@
         <w:rPr>
           <w:rStyle w:val="VerbatimChar"/>
         </w:rPr>
-        <w:t xml:space="preserve">## [1] "Time Step:10"</w:t>
+        <w:t xml:space="preserve">## 2           3 20  0 26  4       0 0.0068409443</w:t>
+      </w:r>
+      <w:r>
+        <w:br/>
+      </w:r>
+      <w:r>
+        <w:rPr>
+          <w:rStyle w:val="VerbatimChar"/>
+        </w:rPr>
+        <w:t xml:space="preserve">## 3           4 20  0 29  1       0 0.0033187866</w:t>
+      </w:r>
+      <w:r>
+        <w:br/>
+      </w:r>
+      <w:r>
+        <w:rPr>
+          <w:rStyle w:val="VerbatimChar"/>
+        </w:rPr>
+        <w:t xml:space="preserve">## 4           5 20  3 23  4       0 0.0031027794</w:t>
+      </w:r>
+      <w:r>
+        <w:br/>
+      </w:r>
+      <w:r>
+        <w:rPr>
+          <w:rStyle w:val="VerbatimChar"/>
+        </w:rPr>
+        <w:t xml:space="preserve">## 5           6  2 18  1 29       0 0.0027036667</w:t>
+      </w:r>
+      <w:r>
+        <w:br/>
+      </w:r>
+      <w:r>
+        <w:rPr>
+          <w:rStyle w:val="VerbatimChar"/>
+        </w:rPr>
+        <w:t xml:space="preserve">## 6           7  0  0  0  0       1 0.0020139217</w:t>
+      </w:r>
+      <w:r>
+        <w:br/>
+      </w:r>
+      <w:r>
+        <w:rPr>
+          <w:rStyle w:val="VerbatimChar"/>
+        </w:rPr>
+        <w:t xml:space="preserve">## 7           8 18  4 25  3       0 0.0057802200</w:t>
+      </w:r>
+      <w:r>
+        <w:br/>
+      </w:r>
+      <w:r>
+        <w:rPr>
+          <w:rStyle w:val="VerbatimChar"/>
+        </w:rPr>
+        <w:t xml:space="preserve">## 8           9 21  4 17  8       0 0.0029983521</w:t>
+      </w:r>
+      <w:r>
+        <w:br/>
+      </w:r>
+      <w:r>
+        <w:rPr>
+          <w:rStyle w:val="VerbatimChar"/>
+        </w:rPr>
+        <w:t xml:space="preserve">## 9          10 20  1 25  4       0 0.0027120113</w:t>
       </w:r>
     </w:p>
     <w:p>
@@ -3515,9 +3752,18 @@
       </w:pPr>
       <w:r>
         <w:rPr>
-          <w:rStyle w:val="NormalTok"/>
-        </w:rPr>
-        <w:t xml:space="preserve">results</w:t>
+          <w:rStyle w:val="CommentTok"/>
+        </w:rPr>
+        <w:t xml:space="preserve"># Calculate metrics</w:t>
+      </w:r>
+      <w:r>
+        <w:br/>
+      </w:r>
+      <w:r>
+        <w:rPr>
+          <w:rStyle w:val="NormalTok"/>
+        </w:rPr>
+        <w:t xml:space="preserve">beta </w:t>
       </w:r>
       <w:r>
         <w:rPr>
@@ -3533,30 +3779,18 @@
       </w:r>
       <w:r>
         <w:rPr>
-          <w:rStyle w:val="FunctionTok"/>
-        </w:rPr>
-        <w:t xml:space="preserve">as.data.frame</w:t>
-      </w:r>
-      <w:r>
-        <w:rPr>
-          <w:rStyle w:val="NormalTok"/>
-        </w:rPr>
-        <w:t xml:space="preserve">(results)</w:t>
-      </w:r>
-      <w:r>
-        <w:br/>
-      </w:r>
-      <w:r>
-        <w:rPr>
-          <w:rStyle w:val="FunctionTok"/>
-        </w:rPr>
-        <w:t xml:space="preserve">names</w:t>
-      </w:r>
-      <w:r>
-        <w:rPr>
-          <w:rStyle w:val="NormalTok"/>
-        </w:rPr>
-        <w:t xml:space="preserve">(results) </w:t>
+          <w:rStyle w:val="DecValTok"/>
+        </w:rPr>
+        <w:t xml:space="preserve">1</w:t>
+      </w:r>
+      <w:r>
+        <w:br/>
+      </w:r>
+      <w:r>
+        <w:rPr>
+          <w:rStyle w:val="NormalTok"/>
+        </w:rPr>
+        <w:t xml:space="preserve">tp_sum </w:t>
       </w:r>
       <w:r>
         <w:rPr>
@@ -3574,7 +3808,454 @@
         <w:rPr>
           <w:rStyle w:val="FunctionTok"/>
         </w:rPr>
-        <w:t xml:space="preserve">c</w:t>
+        <w:t xml:space="preserve">sum</w:t>
+      </w:r>
+      <w:r>
+        <w:rPr>
+          <w:rStyle w:val="NormalTok"/>
+        </w:rPr>
+        <w:t xml:space="preserve">(results[</w:t>
+      </w:r>
+      <w:r>
+        <w:rPr>
+          <w:rStyle w:val="StringTok"/>
+        </w:rPr>
+        <w:t xml:space="preserve">'tp'</w:t>
+      </w:r>
+      <w:r>
+        <w:rPr>
+          <w:rStyle w:val="NormalTok"/>
+        </w:rPr>
+        <w:t xml:space="preserve">])</w:t>
+      </w:r>
+      <w:r>
+        <w:br/>
+      </w:r>
+      <w:r>
+        <w:rPr>
+          <w:rStyle w:val="NormalTok"/>
+        </w:rPr>
+        <w:t xml:space="preserve">fp_sum </w:t>
+      </w:r>
+      <w:r>
+        <w:rPr>
+          <w:rStyle w:val="OtherTok"/>
+        </w:rPr>
+        <w:t xml:space="preserve">&lt;-</w:t>
+      </w:r>
+      <w:r>
+        <w:rPr>
+          <w:rStyle w:val="NormalTok"/>
+        </w:rPr>
+        <w:t xml:space="preserve"> </w:t>
+      </w:r>
+      <w:r>
+        <w:rPr>
+          <w:rStyle w:val="FunctionTok"/>
+        </w:rPr>
+        <w:t xml:space="preserve">sum</w:t>
+      </w:r>
+      <w:r>
+        <w:rPr>
+          <w:rStyle w:val="NormalTok"/>
+        </w:rPr>
+        <w:t xml:space="preserve">(results[</w:t>
+      </w:r>
+      <w:r>
+        <w:rPr>
+          <w:rStyle w:val="StringTok"/>
+        </w:rPr>
+        <w:t xml:space="preserve">'fp'</w:t>
+      </w:r>
+      <w:r>
+        <w:rPr>
+          <w:rStyle w:val="NormalTok"/>
+        </w:rPr>
+        <w:t xml:space="preserve">])</w:t>
+      </w:r>
+      <w:r>
+        <w:br/>
+      </w:r>
+      <w:r>
+        <w:rPr>
+          <w:rStyle w:val="NormalTok"/>
+        </w:rPr>
+        <w:t xml:space="preserve">tn_sum </w:t>
+      </w:r>
+      <w:r>
+        <w:rPr>
+          <w:rStyle w:val="OtherTok"/>
+        </w:rPr>
+        <w:t xml:space="preserve">&lt;-</w:t>
+      </w:r>
+      <w:r>
+        <w:rPr>
+          <w:rStyle w:val="NormalTok"/>
+        </w:rPr>
+        <w:t xml:space="preserve"> </w:t>
+      </w:r>
+      <w:r>
+        <w:rPr>
+          <w:rStyle w:val="FunctionTok"/>
+        </w:rPr>
+        <w:t xml:space="preserve">sum</w:t>
+      </w:r>
+      <w:r>
+        <w:rPr>
+          <w:rStyle w:val="NormalTok"/>
+        </w:rPr>
+        <w:t xml:space="preserve">(results[</w:t>
+      </w:r>
+      <w:r>
+        <w:rPr>
+          <w:rStyle w:val="StringTok"/>
+        </w:rPr>
+        <w:t xml:space="preserve">'tn'</w:t>
+      </w:r>
+      <w:r>
+        <w:rPr>
+          <w:rStyle w:val="NormalTok"/>
+        </w:rPr>
+        <w:t xml:space="preserve">])</w:t>
+      </w:r>
+      <w:r>
+        <w:br/>
+      </w:r>
+      <w:r>
+        <w:rPr>
+          <w:rStyle w:val="NormalTok"/>
+        </w:rPr>
+        <w:t xml:space="preserve">fn_sum </w:t>
+      </w:r>
+      <w:r>
+        <w:rPr>
+          <w:rStyle w:val="OtherTok"/>
+        </w:rPr>
+        <w:t xml:space="preserve">&lt;-</w:t>
+      </w:r>
+      <w:r>
+        <w:rPr>
+          <w:rStyle w:val="NormalTok"/>
+        </w:rPr>
+        <w:t xml:space="preserve"> </w:t>
+      </w:r>
+      <w:r>
+        <w:rPr>
+          <w:rStyle w:val="FunctionTok"/>
+        </w:rPr>
+        <w:t xml:space="preserve">sum</w:t>
+      </w:r>
+      <w:r>
+        <w:rPr>
+          <w:rStyle w:val="NormalTok"/>
+        </w:rPr>
+        <w:t xml:space="preserve">(results[</w:t>
+      </w:r>
+      <w:r>
+        <w:rPr>
+          <w:rStyle w:val="StringTok"/>
+        </w:rPr>
+        <w:t xml:space="preserve">'fn'</w:t>
+      </w:r>
+      <w:r>
+        <w:rPr>
+          <w:rStyle w:val="NormalTok"/>
+        </w:rPr>
+        <w:t xml:space="preserve">])</w:t>
+      </w:r>
+      <w:r>
+        <w:br/>
+      </w:r>
+      <w:r>
+        <w:rPr>
+          <w:rStyle w:val="NormalTok"/>
+        </w:rPr>
+        <w:t xml:space="preserve">precision </w:t>
+      </w:r>
+      <w:r>
+        <w:rPr>
+          <w:rStyle w:val="OtherTok"/>
+        </w:rPr>
+        <w:t xml:space="preserve">&lt;-</w:t>
+      </w:r>
+      <w:r>
+        <w:rPr>
+          <w:rStyle w:val="NormalTok"/>
+        </w:rPr>
+        <w:t xml:space="preserve"> tp_sum</w:t>
+      </w:r>
+      <w:r>
+        <w:rPr>
+          <w:rStyle w:val="SpecialCharTok"/>
+        </w:rPr>
+        <w:t xml:space="preserve">/</w:t>
+      </w:r>
+      <w:r>
+        <w:rPr>
+          <w:rStyle w:val="NormalTok"/>
+        </w:rPr>
+        <w:t xml:space="preserve">(tp_sum </w:t>
+      </w:r>
+      <w:r>
+        <w:rPr>
+          <w:rStyle w:val="SpecialCharTok"/>
+        </w:rPr>
+        <w:t xml:space="preserve">+</w:t>
+      </w:r>
+      <w:r>
+        <w:rPr>
+          <w:rStyle w:val="NormalTok"/>
+        </w:rPr>
+        <w:t xml:space="preserve"> fp_sum)</w:t>
+      </w:r>
+      <w:r>
+        <w:br/>
+      </w:r>
+      <w:r>
+        <w:rPr>
+          <w:rStyle w:val="NormalTok"/>
+        </w:rPr>
+        <w:t xml:space="preserve">recall </w:t>
+      </w:r>
+      <w:r>
+        <w:rPr>
+          <w:rStyle w:val="OtherTok"/>
+        </w:rPr>
+        <w:t xml:space="preserve">&lt;-</w:t>
+      </w:r>
+      <w:r>
+        <w:rPr>
+          <w:rStyle w:val="NormalTok"/>
+        </w:rPr>
+        <w:t xml:space="preserve"> tp_sum</w:t>
+      </w:r>
+      <w:r>
+        <w:rPr>
+          <w:rStyle w:val="SpecialCharTok"/>
+        </w:rPr>
+        <w:t xml:space="preserve">/</w:t>
+      </w:r>
+      <w:r>
+        <w:rPr>
+          <w:rStyle w:val="NormalTok"/>
+        </w:rPr>
+        <w:t xml:space="preserve">(tp_sum </w:t>
+      </w:r>
+      <w:r>
+        <w:rPr>
+          <w:rStyle w:val="SpecialCharTok"/>
+        </w:rPr>
+        <w:t xml:space="preserve">+</w:t>
+      </w:r>
+      <w:r>
+        <w:rPr>
+          <w:rStyle w:val="NormalTok"/>
+        </w:rPr>
+        <w:t xml:space="preserve"> fn_sum)</w:t>
+      </w:r>
+      <w:r>
+        <w:br/>
+      </w:r>
+      <w:r>
+        <w:rPr>
+          <w:rStyle w:val="NormalTok"/>
+        </w:rPr>
+        <w:t xml:space="preserve">accuracy </w:t>
+      </w:r>
+      <w:r>
+        <w:rPr>
+          <w:rStyle w:val="OtherTok"/>
+        </w:rPr>
+        <w:t xml:space="preserve">&lt;-</w:t>
+      </w:r>
+      <w:r>
+        <w:rPr>
+          <w:rStyle w:val="NormalTok"/>
+        </w:rPr>
+        <w:t xml:space="preserve"> (tp_sum </w:t>
+      </w:r>
+      <w:r>
+        <w:rPr>
+          <w:rStyle w:val="SpecialCharTok"/>
+        </w:rPr>
+        <w:t xml:space="preserve">+</w:t>
+      </w:r>
+      <w:r>
+        <w:rPr>
+          <w:rStyle w:val="NormalTok"/>
+        </w:rPr>
+        <w:t xml:space="preserve"> tn_sum)</w:t>
+      </w:r>
+      <w:r>
+        <w:rPr>
+          <w:rStyle w:val="SpecialCharTok"/>
+        </w:rPr>
+        <w:t xml:space="preserve">/</w:t>
+      </w:r>
+      <w:r>
+        <w:rPr>
+          <w:rStyle w:val="NormalTok"/>
+        </w:rPr>
+        <w:t xml:space="preserve">(tp_sum </w:t>
+      </w:r>
+      <w:r>
+        <w:rPr>
+          <w:rStyle w:val="SpecialCharTok"/>
+        </w:rPr>
+        <w:t xml:space="preserve">+</w:t>
+      </w:r>
+      <w:r>
+        <w:rPr>
+          <w:rStyle w:val="NormalTok"/>
+        </w:rPr>
+        <w:t xml:space="preserve"> fp_sum </w:t>
+      </w:r>
+      <w:r>
+        <w:rPr>
+          <w:rStyle w:val="SpecialCharTok"/>
+        </w:rPr>
+        <w:t xml:space="preserve">+</w:t>
+      </w:r>
+      <w:r>
+        <w:rPr>
+          <w:rStyle w:val="NormalTok"/>
+        </w:rPr>
+        <w:t xml:space="preserve"> tn_sum </w:t>
+      </w:r>
+      <w:r>
+        <w:rPr>
+          <w:rStyle w:val="SpecialCharTok"/>
+        </w:rPr>
+        <w:t xml:space="preserve">+</w:t>
+      </w:r>
+      <w:r>
+        <w:rPr>
+          <w:rStyle w:val="NormalTok"/>
+        </w:rPr>
+        <w:t xml:space="preserve"> fn_sum)</w:t>
+      </w:r>
+      <w:r>
+        <w:br/>
+      </w:r>
+      <w:r>
+        <w:rPr>
+          <w:rStyle w:val="NormalTok"/>
+        </w:rPr>
+        <w:t xml:space="preserve">f1 </w:t>
+      </w:r>
+      <w:r>
+        <w:rPr>
+          <w:rStyle w:val="OtherTok"/>
+        </w:rPr>
+        <w:t xml:space="preserve">&lt;-</w:t>
+      </w:r>
+      <w:r>
+        <w:rPr>
+          <w:rStyle w:val="NormalTok"/>
+        </w:rPr>
+        <w:t xml:space="preserve"> </w:t>
+      </w:r>
+      <w:r>
+        <w:rPr>
+          <w:rStyle w:val="DecValTok"/>
+        </w:rPr>
+        <w:t xml:space="preserve">2</w:t>
+      </w:r>
+      <w:r>
+        <w:rPr>
+          <w:rStyle w:val="NormalTok"/>
+        </w:rPr>
+        <w:t xml:space="preserve"> </w:t>
+      </w:r>
+      <w:r>
+        <w:rPr>
+          <w:rStyle w:val="SpecialCharTok"/>
+        </w:rPr>
+        <w:t xml:space="preserve">*</w:t>
+      </w:r>
+      <w:r>
+        <w:rPr>
+          <w:rStyle w:val="NormalTok"/>
+        </w:rPr>
+        <w:t xml:space="preserve"> (precision </w:t>
+      </w:r>
+      <w:r>
+        <w:rPr>
+          <w:rStyle w:val="SpecialCharTok"/>
+        </w:rPr>
+        <w:t xml:space="preserve">*</w:t>
+      </w:r>
+      <w:r>
+        <w:rPr>
+          <w:rStyle w:val="NormalTok"/>
+        </w:rPr>
+        <w:t xml:space="preserve"> recall) </w:t>
+      </w:r>
+      <w:r>
+        <w:rPr>
+          <w:rStyle w:val="SpecialCharTok"/>
+        </w:rPr>
+        <w:t xml:space="preserve">/</w:t>
+      </w:r>
+      <w:r>
+        <w:rPr>
+          <w:rStyle w:val="NormalTok"/>
+        </w:rPr>
+        <w:t xml:space="preserve"> (((beta</w:t>
+      </w:r>
+      <w:r>
+        <w:rPr>
+          <w:rStyle w:val="SpecialCharTok"/>
+        </w:rPr>
+        <w:t xml:space="preserve">^</w:t>
+      </w:r>
+      <w:r>
+        <w:rPr>
+          <w:rStyle w:val="DecValTok"/>
+        </w:rPr>
+        <w:t xml:space="preserve">2</w:t>
+      </w:r>
+      <w:r>
+        <w:rPr>
+          <w:rStyle w:val="NormalTok"/>
+        </w:rPr>
+        <w:t xml:space="preserve">)</w:t>
+      </w:r>
+      <w:r>
+        <w:rPr>
+          <w:rStyle w:val="SpecialCharTok"/>
+        </w:rPr>
+        <w:t xml:space="preserve">*</w:t>
+      </w:r>
+      <w:r>
+        <w:rPr>
+          <w:rStyle w:val="NormalTok"/>
+        </w:rPr>
+        <w:t xml:space="preserve">precision) </w:t>
+      </w:r>
+      <w:r>
+        <w:rPr>
+          <w:rStyle w:val="SpecialCharTok"/>
+        </w:rPr>
+        <w:t xml:space="preserve">+</w:t>
+      </w:r>
+      <w:r>
+        <w:rPr>
+          <w:rStyle w:val="NormalTok"/>
+        </w:rPr>
+        <w:t xml:space="preserve"> recall)</w:t>
+      </w:r>
+      <w:r>
+        <w:br/>
+      </w:r>
+      <w:r>
+        <w:br/>
+      </w:r>
+      <w:r>
+        <w:rPr>
+          <w:rStyle w:val="FunctionTok"/>
+        </w:rPr>
+        <w:t xml:space="preserve">print</w:t>
       </w:r>
       <w:r>
         <w:rPr>
@@ -3584,87 +4265,63 @@
       </w:r>
       <w:r>
         <w:rPr>
+          <w:rStyle w:val="FunctionTok"/>
+        </w:rPr>
+        <w:t xml:space="preserve">paste</w:t>
+      </w:r>
+      <w:r>
+        <w:rPr>
+          <w:rStyle w:val="NormalTok"/>
+        </w:rPr>
+        <w:t xml:space="preserve">(</w:t>
+      </w:r>
+      <w:r>
+        <w:rPr>
           <w:rStyle w:val="StringTok"/>
         </w:rPr>
-        <w:t xml:space="preserve">'Batch Index'</w:t>
-      </w:r>
-      <w:r>
-        <w:rPr>
-          <w:rStyle w:val="NormalTok"/>
-        </w:rPr>
-        <w:t xml:space="preserve">, </w:t>
+        <w:t xml:space="preserve">'Precision'</w:t>
+      </w:r>
+      <w:r>
+        <w:rPr>
+          <w:rStyle w:val="NormalTok"/>
+        </w:rPr>
+        <w:t xml:space="preserve">, precision, </w:t>
       </w:r>
       <w:r>
         <w:rPr>
           <w:rStyle w:val="StringTok"/>
         </w:rPr>
-        <w:t xml:space="preserve">'tp'</w:t>
-      </w:r>
-      <w:r>
-        <w:rPr>
-          <w:rStyle w:val="NormalTok"/>
-        </w:rPr>
-        <w:t xml:space="preserve">, </w:t>
+        <w:t xml:space="preserve">'Recall'</w:t>
+      </w:r>
+      <w:r>
+        <w:rPr>
+          <w:rStyle w:val="NormalTok"/>
+        </w:rPr>
+        <w:t xml:space="preserve">, recall, </w:t>
       </w:r>
       <w:r>
         <w:rPr>
           <w:rStyle w:val="StringTok"/>
         </w:rPr>
-        <w:t xml:space="preserve">'fp'</w:t>
-      </w:r>
-      <w:r>
-        <w:rPr>
-          <w:rStyle w:val="NormalTok"/>
-        </w:rPr>
-        <w:t xml:space="preserve">, </w:t>
+        <w:t xml:space="preserve">'F1'</w:t>
+      </w:r>
+      <w:r>
+        <w:rPr>
+          <w:rStyle w:val="NormalTok"/>
+        </w:rPr>
+        <w:t xml:space="preserve">, f1, </w:t>
       </w:r>
       <w:r>
         <w:rPr>
           <w:rStyle w:val="StringTok"/>
         </w:rPr>
-        <w:t xml:space="preserve">'tn'</w:t>
-      </w:r>
-      <w:r>
-        <w:rPr>
-          <w:rStyle w:val="NormalTok"/>
-        </w:rPr>
-        <w:t xml:space="preserve">, </w:t>
-      </w:r>
-      <w:r>
-        <w:rPr>
-          <w:rStyle w:val="StringTok"/>
-        </w:rPr>
-        <w:t xml:space="preserve">'fn'</w:t>
-      </w:r>
-      <w:r>
-        <w:rPr>
-          <w:rStyle w:val="NormalTok"/>
-        </w:rPr>
-        <w:t xml:space="preserve">, </w:t>
-      </w:r>
-      <w:r>
-        <w:rPr>
-          <w:rStyle w:val="StringTok"/>
-        </w:rPr>
-        <w:t xml:space="preserve">'drifted'</w:t>
-      </w:r>
-      <w:r>
-        <w:rPr>
-          <w:rStyle w:val="NormalTok"/>
-        </w:rPr>
-        <w:t xml:space="preserve">, </w:t>
-      </w:r>
-      <w:r>
-        <w:rPr>
-          <w:rStyle w:val="StringTok"/>
-        </w:rPr>
-        <w:t xml:space="preserve">'elap'</w:t>
-      </w:r>
-      <w:r>
-        <w:rPr>
-          <w:rStyle w:val="NormalTok"/>
-        </w:rPr>
-        <w:t xml:space="preserve">)</w:t>
+        <w:t xml:space="preserve">'Accuracy'</w:t>
+      </w:r>
+      <w:r>
+        <w:rPr>
+          <w:rStyle w:val="NormalTok"/>
+        </w:rPr>
+        <w:t xml:space="preserve">, accuracy))</w:t>
       </w:r>
     </w:p>
     <w:p>
@@ -3673,18 +4330,9 @@
       </w:pPr>
       <w:r>
         <w:rPr>
-          <w:rStyle w:val="CommentTok"/>
-        </w:rPr>
-        <w:t xml:space="preserve"># Print the positions where DDM detected drift.</w:t>
-      </w:r>
-      <w:r>
-        <w:br/>
-      </w:r>
-      <w:r>
-        <w:rPr>
-          <w:rStyle w:val="NormalTok"/>
-        </w:rPr>
-        <w:t xml:space="preserve">results</w:t>
+          <w:rStyle w:val="VerbatimChar"/>
+        </w:rPr>
+        <w:t xml:space="preserve">## [1] "Precision 0.801324503311258 Recall 0.695402298850575 F1 0.744615384615385 Accuracy 0.762857142857143"</w:t>
       </w:r>
     </w:p>
     <w:p>
@@ -3693,687 +4341,6 @@
       </w:pPr>
       <w:r>
         <w:rPr>
-          <w:rStyle w:val="VerbatimChar"/>
-        </w:rPr>
-        <w:t xml:space="preserve">##   Batch Index tp fp tn fn drifted         elap</w:t>
-      </w:r>
-      <w:r>
-        <w:br/>
-      </w:r>
-      <w:r>
-        <w:rPr>
-          <w:rStyle w:val="VerbatimChar"/>
-        </w:rPr>
-        <w:t xml:space="preserve">## 1           2  0  0  0  0       0 0.0006783009</w:t>
-      </w:r>
-      <w:r>
-        <w:br/>
-      </w:r>
-      <w:r>
-        <w:rPr>
-          <w:rStyle w:val="VerbatimChar"/>
-        </w:rPr>
-        <w:t xml:space="preserve">## 2           3 20  0 26  4       0 0.0063896179</w:t>
-      </w:r>
-      <w:r>
-        <w:br/>
-      </w:r>
-      <w:r>
-        <w:rPr>
-          <w:rStyle w:val="VerbatimChar"/>
-        </w:rPr>
-        <w:t xml:space="preserve">## 3           4 20  0 29  1       0 0.0028798580</w:t>
-      </w:r>
-      <w:r>
-        <w:br/>
-      </w:r>
-      <w:r>
-        <w:rPr>
-          <w:rStyle w:val="VerbatimChar"/>
-        </w:rPr>
-        <w:t xml:space="preserve">## 4           5 20  3 23  4       0 0.0030574799</w:t>
-      </w:r>
-      <w:r>
-        <w:br/>
-      </w:r>
-      <w:r>
-        <w:rPr>
-          <w:rStyle w:val="VerbatimChar"/>
-        </w:rPr>
-        <w:t xml:space="preserve">## 5           6  2 18  1 29       0 0.0029432774</w:t>
-      </w:r>
-      <w:r>
-        <w:br/>
-      </w:r>
-      <w:r>
-        <w:rPr>
-          <w:rStyle w:val="VerbatimChar"/>
-        </w:rPr>
-        <w:t xml:space="preserve">## 6           7  0  0  0  0       1 0.0022947788</w:t>
-      </w:r>
-      <w:r>
-        <w:br/>
-      </w:r>
-      <w:r>
-        <w:rPr>
-          <w:rStyle w:val="VerbatimChar"/>
-        </w:rPr>
-        <w:t xml:space="preserve">## 7           8 18  4 25  3       0 0.0057101250</w:t>
-      </w:r>
-      <w:r>
-        <w:br/>
-      </w:r>
-      <w:r>
-        <w:rPr>
-          <w:rStyle w:val="VerbatimChar"/>
-        </w:rPr>
-        <w:t xml:space="preserve">## 8           9 21  4 17  8       0 0.0031921864</w:t>
-      </w:r>
-      <w:r>
-        <w:br/>
-      </w:r>
-      <w:r>
-        <w:rPr>
-          <w:rStyle w:val="VerbatimChar"/>
-        </w:rPr>
-        <w:t xml:space="preserve">## 9          10 20  1 25  4       0 0.0030558109</w:t>
-      </w:r>
-    </w:p>
-    <w:p>
-      <w:pPr>
-        <w:pStyle w:val="SourceCode"/>
-      </w:pPr>
-      <w:r>
-        <w:rPr>
-          <w:rStyle w:val="CommentTok"/>
-        </w:rPr>
-        <w:t xml:space="preserve"># Calculate metrics</w:t>
-      </w:r>
-      <w:r>
-        <w:br/>
-      </w:r>
-      <w:r>
-        <w:rPr>
-          <w:rStyle w:val="NormalTok"/>
-        </w:rPr>
-        <w:t xml:space="preserve">beta </w:t>
-      </w:r>
-      <w:r>
-        <w:rPr>
-          <w:rStyle w:val="OtherTok"/>
-        </w:rPr>
-        <w:t xml:space="preserve">&lt;-</w:t>
-      </w:r>
-      <w:r>
-        <w:rPr>
-          <w:rStyle w:val="NormalTok"/>
-        </w:rPr>
-        <w:t xml:space="preserve"> </w:t>
-      </w:r>
-      <w:r>
-        <w:rPr>
-          <w:rStyle w:val="DecValTok"/>
-        </w:rPr>
-        <w:t xml:space="preserve">1</w:t>
-      </w:r>
-      <w:r>
-        <w:br/>
-      </w:r>
-      <w:r>
-        <w:rPr>
-          <w:rStyle w:val="NormalTok"/>
-        </w:rPr>
-        <w:t xml:space="preserve">tp_sum </w:t>
-      </w:r>
-      <w:r>
-        <w:rPr>
-          <w:rStyle w:val="OtherTok"/>
-        </w:rPr>
-        <w:t xml:space="preserve">&lt;-</w:t>
-      </w:r>
-      <w:r>
-        <w:rPr>
-          <w:rStyle w:val="NormalTok"/>
-        </w:rPr>
-        <w:t xml:space="preserve"> </w:t>
-      </w:r>
-      <w:r>
-        <w:rPr>
-          <w:rStyle w:val="FunctionTok"/>
-        </w:rPr>
-        <w:t xml:space="preserve">sum</w:t>
-      </w:r>
-      <w:r>
-        <w:rPr>
-          <w:rStyle w:val="NormalTok"/>
-        </w:rPr>
-        <w:t xml:space="preserve">(results[</w:t>
-      </w:r>
-      <w:r>
-        <w:rPr>
-          <w:rStyle w:val="StringTok"/>
-        </w:rPr>
-        <w:t xml:space="preserve">'tp'</w:t>
-      </w:r>
-      <w:r>
-        <w:rPr>
-          <w:rStyle w:val="NormalTok"/>
-        </w:rPr>
-        <w:t xml:space="preserve">])</w:t>
-      </w:r>
-      <w:r>
-        <w:br/>
-      </w:r>
-      <w:r>
-        <w:rPr>
-          <w:rStyle w:val="NormalTok"/>
-        </w:rPr>
-        <w:t xml:space="preserve">fp_sum </w:t>
-      </w:r>
-      <w:r>
-        <w:rPr>
-          <w:rStyle w:val="OtherTok"/>
-        </w:rPr>
-        <w:t xml:space="preserve">&lt;-</w:t>
-      </w:r>
-      <w:r>
-        <w:rPr>
-          <w:rStyle w:val="NormalTok"/>
-        </w:rPr>
-        <w:t xml:space="preserve"> </w:t>
-      </w:r>
-      <w:r>
-        <w:rPr>
-          <w:rStyle w:val="FunctionTok"/>
-        </w:rPr>
-        <w:t xml:space="preserve">sum</w:t>
-      </w:r>
-      <w:r>
-        <w:rPr>
-          <w:rStyle w:val="NormalTok"/>
-        </w:rPr>
-        <w:t xml:space="preserve">(results[</w:t>
-      </w:r>
-      <w:r>
-        <w:rPr>
-          <w:rStyle w:val="StringTok"/>
-        </w:rPr>
-        <w:t xml:space="preserve">'fp'</w:t>
-      </w:r>
-      <w:r>
-        <w:rPr>
-          <w:rStyle w:val="NormalTok"/>
-        </w:rPr>
-        <w:t xml:space="preserve">])</w:t>
-      </w:r>
-      <w:r>
-        <w:br/>
-      </w:r>
-      <w:r>
-        <w:rPr>
-          <w:rStyle w:val="NormalTok"/>
-        </w:rPr>
-        <w:t xml:space="preserve">tn_sum </w:t>
-      </w:r>
-      <w:r>
-        <w:rPr>
-          <w:rStyle w:val="OtherTok"/>
-        </w:rPr>
-        <w:t xml:space="preserve">&lt;-</w:t>
-      </w:r>
-      <w:r>
-        <w:rPr>
-          <w:rStyle w:val="NormalTok"/>
-        </w:rPr>
-        <w:t xml:space="preserve"> </w:t>
-      </w:r>
-      <w:r>
-        <w:rPr>
-          <w:rStyle w:val="FunctionTok"/>
-        </w:rPr>
-        <w:t xml:space="preserve">sum</w:t>
-      </w:r>
-      <w:r>
-        <w:rPr>
-          <w:rStyle w:val="NormalTok"/>
-        </w:rPr>
-        <w:t xml:space="preserve">(results[</w:t>
-      </w:r>
-      <w:r>
-        <w:rPr>
-          <w:rStyle w:val="StringTok"/>
-        </w:rPr>
-        <w:t xml:space="preserve">'tn'</w:t>
-      </w:r>
-      <w:r>
-        <w:rPr>
-          <w:rStyle w:val="NormalTok"/>
-        </w:rPr>
-        <w:t xml:space="preserve">])</w:t>
-      </w:r>
-      <w:r>
-        <w:br/>
-      </w:r>
-      <w:r>
-        <w:rPr>
-          <w:rStyle w:val="NormalTok"/>
-        </w:rPr>
-        <w:t xml:space="preserve">fn_sum </w:t>
-      </w:r>
-      <w:r>
-        <w:rPr>
-          <w:rStyle w:val="OtherTok"/>
-        </w:rPr>
-        <w:t xml:space="preserve">&lt;-</w:t>
-      </w:r>
-      <w:r>
-        <w:rPr>
-          <w:rStyle w:val="NormalTok"/>
-        </w:rPr>
-        <w:t xml:space="preserve"> </w:t>
-      </w:r>
-      <w:r>
-        <w:rPr>
-          <w:rStyle w:val="FunctionTok"/>
-        </w:rPr>
-        <w:t xml:space="preserve">sum</w:t>
-      </w:r>
-      <w:r>
-        <w:rPr>
-          <w:rStyle w:val="NormalTok"/>
-        </w:rPr>
-        <w:t xml:space="preserve">(results[</w:t>
-      </w:r>
-      <w:r>
-        <w:rPr>
-          <w:rStyle w:val="StringTok"/>
-        </w:rPr>
-        <w:t xml:space="preserve">'fn'</w:t>
-      </w:r>
-      <w:r>
-        <w:rPr>
-          <w:rStyle w:val="NormalTok"/>
-        </w:rPr>
-        <w:t xml:space="preserve">])</w:t>
-      </w:r>
-      <w:r>
-        <w:br/>
-      </w:r>
-      <w:r>
-        <w:rPr>
-          <w:rStyle w:val="NormalTok"/>
-        </w:rPr>
-        <w:t xml:space="preserve">precision </w:t>
-      </w:r>
-      <w:r>
-        <w:rPr>
-          <w:rStyle w:val="OtherTok"/>
-        </w:rPr>
-        <w:t xml:space="preserve">&lt;-</w:t>
-      </w:r>
-      <w:r>
-        <w:rPr>
-          <w:rStyle w:val="NormalTok"/>
-        </w:rPr>
-        <w:t xml:space="preserve"> tp_sum</w:t>
-      </w:r>
-      <w:r>
-        <w:rPr>
-          <w:rStyle w:val="SpecialCharTok"/>
-        </w:rPr>
-        <w:t xml:space="preserve">/</w:t>
-      </w:r>
-      <w:r>
-        <w:rPr>
-          <w:rStyle w:val="NormalTok"/>
-        </w:rPr>
-        <w:t xml:space="preserve">(tp_sum </w:t>
-      </w:r>
-      <w:r>
-        <w:rPr>
-          <w:rStyle w:val="SpecialCharTok"/>
-        </w:rPr>
-        <w:t xml:space="preserve">+</w:t>
-      </w:r>
-      <w:r>
-        <w:rPr>
-          <w:rStyle w:val="NormalTok"/>
-        </w:rPr>
-        <w:t xml:space="preserve"> fp_sum)</w:t>
-      </w:r>
-      <w:r>
-        <w:br/>
-      </w:r>
-      <w:r>
-        <w:rPr>
-          <w:rStyle w:val="NormalTok"/>
-        </w:rPr>
-        <w:t xml:space="preserve">recall </w:t>
-      </w:r>
-      <w:r>
-        <w:rPr>
-          <w:rStyle w:val="OtherTok"/>
-        </w:rPr>
-        <w:t xml:space="preserve">&lt;-</w:t>
-      </w:r>
-      <w:r>
-        <w:rPr>
-          <w:rStyle w:val="NormalTok"/>
-        </w:rPr>
-        <w:t xml:space="preserve"> tp_sum</w:t>
-      </w:r>
-      <w:r>
-        <w:rPr>
-          <w:rStyle w:val="SpecialCharTok"/>
-        </w:rPr>
-        <w:t xml:space="preserve">/</w:t>
-      </w:r>
-      <w:r>
-        <w:rPr>
-          <w:rStyle w:val="NormalTok"/>
-        </w:rPr>
-        <w:t xml:space="preserve">(tp_sum </w:t>
-      </w:r>
-      <w:r>
-        <w:rPr>
-          <w:rStyle w:val="SpecialCharTok"/>
-        </w:rPr>
-        <w:t xml:space="preserve">+</w:t>
-      </w:r>
-      <w:r>
-        <w:rPr>
-          <w:rStyle w:val="NormalTok"/>
-        </w:rPr>
-        <w:t xml:space="preserve"> fn_sum)</w:t>
-      </w:r>
-      <w:r>
-        <w:br/>
-      </w:r>
-      <w:r>
-        <w:rPr>
-          <w:rStyle w:val="NormalTok"/>
-        </w:rPr>
-        <w:t xml:space="preserve">accuracy </w:t>
-      </w:r>
-      <w:r>
-        <w:rPr>
-          <w:rStyle w:val="OtherTok"/>
-        </w:rPr>
-        <w:t xml:space="preserve">&lt;-</w:t>
-      </w:r>
-      <w:r>
-        <w:rPr>
-          <w:rStyle w:val="NormalTok"/>
-        </w:rPr>
-        <w:t xml:space="preserve"> (tp_sum </w:t>
-      </w:r>
-      <w:r>
-        <w:rPr>
-          <w:rStyle w:val="SpecialCharTok"/>
-        </w:rPr>
-        <w:t xml:space="preserve">+</w:t>
-      </w:r>
-      <w:r>
-        <w:rPr>
-          <w:rStyle w:val="NormalTok"/>
-        </w:rPr>
-        <w:t xml:space="preserve"> tn_sum)</w:t>
-      </w:r>
-      <w:r>
-        <w:rPr>
-          <w:rStyle w:val="SpecialCharTok"/>
-        </w:rPr>
-        <w:t xml:space="preserve">/</w:t>
-      </w:r>
-      <w:r>
-        <w:rPr>
-          <w:rStyle w:val="NormalTok"/>
-        </w:rPr>
-        <w:t xml:space="preserve">(tp_sum </w:t>
-      </w:r>
-      <w:r>
-        <w:rPr>
-          <w:rStyle w:val="SpecialCharTok"/>
-        </w:rPr>
-        <w:t xml:space="preserve">+</w:t>
-      </w:r>
-      <w:r>
-        <w:rPr>
-          <w:rStyle w:val="NormalTok"/>
-        </w:rPr>
-        <w:t xml:space="preserve"> fp_sum </w:t>
-      </w:r>
-      <w:r>
-        <w:rPr>
-          <w:rStyle w:val="SpecialCharTok"/>
-        </w:rPr>
-        <w:t xml:space="preserve">+</w:t>
-      </w:r>
-      <w:r>
-        <w:rPr>
-          <w:rStyle w:val="NormalTok"/>
-        </w:rPr>
-        <w:t xml:space="preserve"> tn_sum </w:t>
-      </w:r>
-      <w:r>
-        <w:rPr>
-          <w:rStyle w:val="SpecialCharTok"/>
-        </w:rPr>
-        <w:t xml:space="preserve">+</w:t>
-      </w:r>
-      <w:r>
-        <w:rPr>
-          <w:rStyle w:val="NormalTok"/>
-        </w:rPr>
-        <w:t xml:space="preserve"> fn_sum)</w:t>
-      </w:r>
-      <w:r>
-        <w:br/>
-      </w:r>
-      <w:r>
-        <w:rPr>
-          <w:rStyle w:val="NormalTok"/>
-        </w:rPr>
-        <w:t xml:space="preserve">f1 </w:t>
-      </w:r>
-      <w:r>
-        <w:rPr>
-          <w:rStyle w:val="OtherTok"/>
-        </w:rPr>
-        <w:t xml:space="preserve">&lt;-</w:t>
-      </w:r>
-      <w:r>
-        <w:rPr>
-          <w:rStyle w:val="NormalTok"/>
-        </w:rPr>
-        <w:t xml:space="preserve"> </w:t>
-      </w:r>
-      <w:r>
-        <w:rPr>
-          <w:rStyle w:val="DecValTok"/>
-        </w:rPr>
-        <w:t xml:space="preserve">2</w:t>
-      </w:r>
-      <w:r>
-        <w:rPr>
-          <w:rStyle w:val="NormalTok"/>
-        </w:rPr>
-        <w:t xml:space="preserve"> </w:t>
-      </w:r>
-      <w:r>
-        <w:rPr>
-          <w:rStyle w:val="SpecialCharTok"/>
-        </w:rPr>
-        <w:t xml:space="preserve">*</w:t>
-      </w:r>
-      <w:r>
-        <w:rPr>
-          <w:rStyle w:val="NormalTok"/>
-        </w:rPr>
-        <w:t xml:space="preserve"> (precision </w:t>
-      </w:r>
-      <w:r>
-        <w:rPr>
-          <w:rStyle w:val="SpecialCharTok"/>
-        </w:rPr>
-        <w:t xml:space="preserve">*</w:t>
-      </w:r>
-      <w:r>
-        <w:rPr>
-          <w:rStyle w:val="NormalTok"/>
-        </w:rPr>
-        <w:t xml:space="preserve"> recall) </w:t>
-      </w:r>
-      <w:r>
-        <w:rPr>
-          <w:rStyle w:val="SpecialCharTok"/>
-        </w:rPr>
-        <w:t xml:space="preserve">/</w:t>
-      </w:r>
-      <w:r>
-        <w:rPr>
-          <w:rStyle w:val="NormalTok"/>
-        </w:rPr>
-        <w:t xml:space="preserve"> (((beta</w:t>
-      </w:r>
-      <w:r>
-        <w:rPr>
-          <w:rStyle w:val="SpecialCharTok"/>
-        </w:rPr>
-        <w:t xml:space="preserve">^</w:t>
-      </w:r>
-      <w:r>
-        <w:rPr>
-          <w:rStyle w:val="DecValTok"/>
-        </w:rPr>
-        <w:t xml:space="preserve">2</w:t>
-      </w:r>
-      <w:r>
-        <w:rPr>
-          <w:rStyle w:val="NormalTok"/>
-        </w:rPr>
-        <w:t xml:space="preserve">)</w:t>
-      </w:r>
-      <w:r>
-        <w:rPr>
-          <w:rStyle w:val="SpecialCharTok"/>
-        </w:rPr>
-        <w:t xml:space="preserve">*</w:t>
-      </w:r>
-      <w:r>
-        <w:rPr>
-          <w:rStyle w:val="NormalTok"/>
-        </w:rPr>
-        <w:t xml:space="preserve">precision) </w:t>
-      </w:r>
-      <w:r>
-        <w:rPr>
-          <w:rStyle w:val="SpecialCharTok"/>
-        </w:rPr>
-        <w:t xml:space="preserve">+</w:t>
-      </w:r>
-      <w:r>
-        <w:rPr>
-          <w:rStyle w:val="NormalTok"/>
-        </w:rPr>
-        <w:t xml:space="preserve"> recall)</w:t>
-      </w:r>
-      <w:r>
-        <w:br/>
-      </w:r>
-      <w:r>
-        <w:br/>
-      </w:r>
-      <w:r>
-        <w:rPr>
-          <w:rStyle w:val="FunctionTok"/>
-        </w:rPr>
-        <w:t xml:space="preserve">print</w:t>
-      </w:r>
-      <w:r>
-        <w:rPr>
-          <w:rStyle w:val="NormalTok"/>
-        </w:rPr>
-        <w:t xml:space="preserve">(</w:t>
-      </w:r>
-      <w:r>
-        <w:rPr>
-          <w:rStyle w:val="FunctionTok"/>
-        </w:rPr>
-        <w:t xml:space="preserve">paste</w:t>
-      </w:r>
-      <w:r>
-        <w:rPr>
-          <w:rStyle w:val="NormalTok"/>
-        </w:rPr>
-        <w:t xml:space="preserve">(</w:t>
-      </w:r>
-      <w:r>
-        <w:rPr>
-          <w:rStyle w:val="StringTok"/>
-        </w:rPr>
-        <w:t xml:space="preserve">'Precision'</w:t>
-      </w:r>
-      <w:r>
-        <w:rPr>
-          <w:rStyle w:val="NormalTok"/>
-        </w:rPr>
-        <w:t xml:space="preserve">, precision, </w:t>
-      </w:r>
-      <w:r>
-        <w:rPr>
-          <w:rStyle w:val="StringTok"/>
-        </w:rPr>
-        <w:t xml:space="preserve">'Recall'</w:t>
-      </w:r>
-      <w:r>
-        <w:rPr>
-          <w:rStyle w:val="NormalTok"/>
-        </w:rPr>
-        <w:t xml:space="preserve">, recall, </w:t>
-      </w:r>
-      <w:r>
-        <w:rPr>
-          <w:rStyle w:val="StringTok"/>
-        </w:rPr>
-        <w:t xml:space="preserve">'F1'</w:t>
-      </w:r>
-      <w:r>
-        <w:rPr>
-          <w:rStyle w:val="NormalTok"/>
-        </w:rPr>
-        <w:t xml:space="preserve">, f1, </w:t>
-      </w:r>
-      <w:r>
-        <w:rPr>
-          <w:rStyle w:val="StringTok"/>
-        </w:rPr>
-        <w:t xml:space="preserve">'Accuracy'</w:t>
-      </w:r>
-      <w:r>
-        <w:rPr>
-          <w:rStyle w:val="NormalTok"/>
-        </w:rPr>
-        <w:t xml:space="preserve">, accuracy))</w:t>
-      </w:r>
-    </w:p>
-    <w:p>
-      <w:pPr>
-        <w:pStyle w:val="SourceCode"/>
-      </w:pPr>
-      <w:r>
-        <w:rPr>
-          <w:rStyle w:val="VerbatimChar"/>
-        </w:rPr>
-        <w:t xml:space="preserve">## [1] "Precision 0.801324503311258 Recall 0.695402298850575 F1 0.744615384615385 Accuracy 0.762857142857143"</w:t>
-      </w:r>
-    </w:p>
-    <w:p>
-      <w:pPr>
-        <w:pStyle w:val="SourceCode"/>
-      </w:pPr>
-      <w:r>
-        <w:rPr>
           <w:rStyle w:val="FunctionTok"/>
         </w:rPr>
         <w:t xml:space="preserve">plot</w:t>
@@ -4700,18 +4667,18 @@
           <wp:inline>
             <wp:extent cx="4620126" cy="3696101"/>
             <wp:effectExtent b="0" l="0" r="0" t="0"/>
-            <wp:docPr descr="" title="" id="28" name="Picture"/>
+            <wp:docPr descr="" title="" id="17" name="Picture"/>
             <a:graphic>
               <a:graphicData uri="http://schemas.openxmlformats.org/drawingml/2006/picture">
                 <pic:pic>
                   <pic:nvPicPr>
-                    <pic:cNvPr descr="/home/lucas/heimdall/examples/2_online_prediction/doc/dfr_ddm_files/3b853fc0a17cf337f845ef69ff1196bacd705697.png" id="29" name="Picture"/>
+                    <pic:cNvPr descr="/home/lucas/heimdall/examples/2_online_prediction/doc/dfr_ddm_files/3b853fc0a17cf337f845ef69ff1196bacd705697.png" id="18" name="Picture"/>
                     <pic:cNvPicPr>
                       <a:picLocks noChangeArrowheads="1" noChangeAspect="1"/>
                     </pic:cNvPicPr>
                   </pic:nvPicPr>
                   <pic:blipFill>
-                    <a:blip r:embed="rId27"/>
+                    <a:blip r:embed="rId16"/>
                     <a:stretch>
                       <a:fillRect/>
                     </a:stretch>
@@ -4738,8 +4705,8 @@
         </w:drawing>
       </w:r>
     </w:p>
-    <w:bookmarkEnd w:id="30"/>
-    <w:bookmarkEnd w:id="31"/>
+    <w:bookmarkEnd w:id="19"/>
+    <w:bookmarkEnd w:id="20"/>
     <w:sectPr>
       <w:footnotePr>
         <w:numRestart w:val="eachSect"/>
@@ -4861,10 +4828,10 @@
   <w:docDefaults>
     <w:rPrDefault>
       <w:rPr>
-        <w:rFonts w:asciiTheme="minorHAnsi" w:cstheme="minorBidi" w:eastAsiaTheme="minorHAnsi" w:hAnsiTheme="minorHAnsi"/>
+        <w:rFonts w:asciiTheme="minorHAnsi" w:cstheme="minorBidi" w:eastAsiaTheme="minorEastAsia" w:hAnsiTheme="minorHAnsi"/>
         <w:sz w:val="24"/>
         <w:szCs w:val="24"/>
-        <w:lang w:bidi="ar-SA" w:eastAsia="en-US" w:val="en-US"/>
+        <w:lang w:bidi="ar-SA" w:eastAsia="zh-CN" w:val="en-US"/>
       </w:rPr>
     </w:rPrDefault>
     <w:pPrDefault>
@@ -5405,13 +5372,6 @@
       </w:tblCellMar>
     </w:tblPr>
     <w:tblStylePr w:type="firstRow">
-      <w:tblPr>
-        <w:jc w:val="left"/>
-        <w:tblInd w:type="dxa" w:w="0"/>
-      </w:tblPr>
-      <w:trPr>
-        <w:jc w:val="left"/>
-      </w:trPr>
       <w:tcPr>
         <w:tcBorders>
           <w:bottom w:val="single"/>

--- a/examples/2_online_prediction/doc/dfr_ddm.docx
+++ b/examples/2_online_prediction/doc/dfr_ddm.docx
@@ -3671,7 +3671,7 @@
         <w:rPr>
           <w:rStyle w:val="VerbatimChar"/>
         </w:rPr>
-        <w:t xml:space="preserve">## 1           2  0  0  0  0       0 0.0007853508</w:t>
+        <w:t xml:space="preserve">## 1           2  0  0  0  0       0 0.0006644726</w:t>
       </w:r>
       <w:r>
         <w:br/>
@@ -3680,7 +3680,7 @@
         <w:rPr>
           <w:rStyle w:val="VerbatimChar"/>
         </w:rPr>
-        <w:t xml:space="preserve">## 2           3 20  0 26  4       0 0.0068409443</w:t>
+        <w:t xml:space="preserve">## 2           3 20  0 26  4       0 0.0055990219</w:t>
       </w:r>
       <w:r>
         <w:br/>
@@ -3689,7 +3689,7 @@
         <w:rPr>
           <w:rStyle w:val="VerbatimChar"/>
         </w:rPr>
-        <w:t xml:space="preserve">## 3           4 20  0 29  1       0 0.0033187866</w:t>
+        <w:t xml:space="preserve">## 3           4 20  0 29  1       0 0.0030772686</w:t>
       </w:r>
       <w:r>
         <w:br/>
@@ -3698,7 +3698,7 @@
         <w:rPr>
           <w:rStyle w:val="VerbatimChar"/>
         </w:rPr>
-        <w:t xml:space="preserve">## 4           5 20  3 23  4       0 0.0031027794</w:t>
+        <w:t xml:space="preserve">## 4           5 20  3 23  4       0 0.0033035278</w:t>
       </w:r>
       <w:r>
         <w:br/>
@@ -3707,7 +3707,7 @@
         <w:rPr>
           <w:rStyle w:val="VerbatimChar"/>
         </w:rPr>
-        <w:t xml:space="preserve">## 5           6  2 18  1 29       0 0.0027036667</w:t>
+        <w:t xml:space="preserve">## 5           6  2 18  1 29       0 0.0032312870</w:t>
       </w:r>
       <w:r>
         <w:br/>
@@ -3716,7 +3716,7 @@
         <w:rPr>
           <w:rStyle w:val="VerbatimChar"/>
         </w:rPr>
-        <w:t xml:space="preserve">## 6           7  0  0  0  0       1 0.0020139217</w:t>
+        <w:t xml:space="preserve">## 6           7  0  0  0  0       1 0.0025312901</w:t>
       </w:r>
       <w:r>
         <w:br/>
@@ -3725,7 +3725,7 @@
         <w:rPr>
           <w:rStyle w:val="VerbatimChar"/>
         </w:rPr>
-        <w:t xml:space="preserve">## 7           8 18  4 25  3       0 0.0057802200</w:t>
+        <w:t xml:space="preserve">## 7           8 18  4 25  3       0 0.0063340664</w:t>
       </w:r>
       <w:r>
         <w:br/>
@@ -3734,7 +3734,7 @@
         <w:rPr>
           <w:rStyle w:val="VerbatimChar"/>
         </w:rPr>
-        <w:t xml:space="preserve">## 8           9 21  4 17  8       0 0.0029983521</w:t>
+        <w:t xml:space="preserve">## 8           9 21  4 17  8       0 0.0030303001</w:t>
       </w:r>
       <w:r>
         <w:br/>
@@ -3743,7 +3743,7 @@
         <w:rPr>
           <w:rStyle w:val="VerbatimChar"/>
         </w:rPr>
-        <w:t xml:space="preserve">## 9          10 20  1 25  4       0 0.0027120113</w:t>
+        <w:t xml:space="preserve">## 9          10 20  1 25  4       0 0.0033054352</w:t>
       </w:r>
     </w:p>
     <w:p>
